--- a/perfiles/26-operador-de-pavimentadora.docx
+++ b/perfiles/26-operador-de-pavimentadora.docx
@@ -10,7 +10,7 @@
           <w:color w:val="0B7A55"/>
           <w:sz w:val="18"/>
         </w:rPr>
-        <w:t>CARRETERAS DE MÉXICO · PERFIL DE PUESTO Y MANUAL DE INGRESO</w:t>
+        <w:t>CARRETERAS DE MÉXICO · PERFIL DE PUESTO, CAPACITACIÓN Y CONDICIONES</w:t>
       </w:r>
     </w:p>
     <w:p>
@@ -95,6 +95,7 @@
             <w:r>
               <w:rPr>
                 <w:b w:val="0"/>
+                <w:i w:val="0"/>
                 <w:sz w:val="19"/>
               </w:rPr>
               <w:t>Línea</w:t>
@@ -110,6 +111,7 @@
             <w:r>
               <w:rPr>
                 <w:b w:val="0"/>
+                <w:i w:val="0"/>
                 <w:sz w:val="19"/>
               </w:rPr>
               <w:t>Producción</w:t>
@@ -127,6 +129,7 @@
             <w:r>
               <w:rPr>
                 <w:b w:val="0"/>
+                <w:i w:val="0"/>
                 <w:sz w:val="19"/>
               </w:rPr>
               <w:t>Reporta a</w:t>
@@ -142,6 +145,7 @@
             <w:r>
               <w:rPr>
                 <w:b w:val="0"/>
+                <w:i w:val="0"/>
                 <w:sz w:val="19"/>
               </w:rPr>
               <w:t>Cabo de colado</w:t>
@@ -159,6 +163,7 @@
             <w:r>
               <w:rPr>
                 <w:b w:val="0"/>
+                <w:i w:val="0"/>
                 <w:sz w:val="19"/>
               </w:rPr>
               <w:t>Grupo</w:t>
@@ -174,6 +179,7 @@
             <w:r>
               <w:rPr>
                 <w:b w:val="0"/>
+                <w:i w:val="0"/>
                 <w:sz w:val="19"/>
               </w:rPr>
               <w:t>Frente 4 · Colado</w:t>
@@ -191,6 +197,7 @@
             <w:r>
               <w:rPr>
                 <w:b w:val="0"/>
+                <w:i w:val="0"/>
                 <w:sz w:val="19"/>
               </w:rPr>
               <w:t>Plazas por frente</w:t>
@@ -206,6 +213,7 @@
             <w:r>
               <w:rPr>
                 <w:b w:val="0"/>
+                <w:i w:val="0"/>
                 <w:sz w:val="19"/>
               </w:rPr>
               <w:t>1</w:t>
@@ -223,6 +231,7 @@
             <w:r>
               <w:rPr>
                 <w:b w:val="0"/>
+                <w:i w:val="0"/>
                 <w:sz w:val="19"/>
               </w:rPr>
               <w:t>Turno</w:t>
@@ -238,6 +247,7 @@
             <w:r>
               <w:rPr>
                 <w:b w:val="0"/>
+                <w:i w:val="0"/>
                 <w:sz w:val="19"/>
               </w:rPr>
               <w:t>noche</w:t>
@@ -255,9 +265,10 @@
             <w:r>
               <w:rPr>
                 <w:b w:val="0"/>
+                <w:i w:val="0"/>
                 <w:sz w:val="19"/>
               </w:rPr>
-              <w:t>Sueldo mensual bruto de referencia</w:t>
+              <w:t>Sueldo mensual bruto</w:t>
             </w:r>
           </w:p>
         </w:tc>
@@ -269,7 +280,9 @@
             <w:r/>
             <w:r>
               <w:rPr>
-                <w:b w:val="0"/>
+                <w:rStyle w:val="M_base"/>
+                <w:b/>
+                <w:i w:val="0"/>
                 <w:sz w:val="19"/>
               </w:rPr>
               <w:t>$45,000</w:t>
@@ -287,6 +300,7 @@
             <w:r>
               <w:rPr>
                 <w:b w:val="0"/>
+                <w:i w:val="0"/>
                 <w:sz w:val="19"/>
               </w:rPr>
               <w:t>Variable por metas</w:t>
@@ -301,10 +315,79 @@
             <w:r/>
             <w:r>
               <w:rPr>
+                <w:rStyle w:val="M_varp"/>
                 <w:b w:val="0"/>
+                <w:i w:val="0"/>
                 <w:sz w:val="19"/>
               </w:rPr>
-              <w:t>20 % · $9,000 al mes</w:t>
+              <w:t>20</w:t>
+            </w:r>
+            <w:r>
+              <w:rPr>
+                <w:b w:val="0"/>
+                <w:i w:val="0"/>
+                <w:sz w:val="19"/>
+              </w:rPr>
+              <w:t xml:space="preserve"> % · </w:t>
+            </w:r>
+            <w:r>
+              <w:rPr>
+                <w:rStyle w:val="M_var"/>
+                <w:b w:val="0"/>
+                <w:i w:val="0"/>
+                <w:sz w:val="19"/>
+              </w:rPr>
+              <w:t>$9,000</w:t>
+            </w:r>
+            <w:r>
+              <w:rPr>
+                <w:b w:val="0"/>
+                <w:i w:val="0"/>
+                <w:sz w:val="19"/>
+              </w:rPr>
+              <w:t xml:space="preserve"> al mes</w:t>
+            </w:r>
+          </w:p>
+        </w:tc>
+      </w:tr>
+      <w:tr>
+        <w:tc>
+          <w:tcPr>
+            <w:tcW w:type="dxa" w:w="3118"/>
+          </w:tcPr>
+          <w:p>
+            <w:r/>
+            <w:r>
+              <w:rPr>
+                <w:b w:val="0"/>
+                <w:i w:val="0"/>
+                <w:sz w:val="19"/>
+              </w:rPr>
+              <w:t>KPI principal</w:t>
+            </w:r>
+          </w:p>
+        </w:tc>
+        <w:tc>
+          <w:tcPr>
+            <w:tcW w:type="dxa" w:w="6520"/>
+          </w:tcPr>
+          <w:p>
+            <w:r/>
+            <w:r>
+              <w:rPr>
+                <w:b/>
+                <w:i w:val="0"/>
+                <w:sz w:val="19"/>
+              </w:rPr>
+              <w:t>IRI del tramo que coló</w:t>
+            </w:r>
+            <w:r>
+              <w:rPr>
+                <w:b w:val="0"/>
+                <w:i w:val="0"/>
+                <w:sz w:val="19"/>
+              </w:rPr>
+              <w:t xml:space="preserve"> · 1.0 m/km o menos, promedio de cada tramo medido</w:t>
             </w:r>
           </w:p>
         </w:tc>
@@ -319,7 +402,7 @@
           <w:color w:val="555F78"/>
           <w:sz w:val="18"/>
         </w:rPr>
-        <w:t>Versión 1 · 29 de septiembre de 2026 · Torreón, Coahuila, México</w:t>
+        <w:t>Versión 2 · 29 de septiembre de 2026 · Torreón, Coahuila, México · Anexo al contrato individual de trabajo</w:t>
       </w:r>
     </w:p>
     <w:p>
@@ -365,7 +448,7 @@
           <w:b w:val="0"/>
           <w:i w:val="0"/>
         </w:rPr>
-        <w:t xml:space="preserve"> se entrega completo el día de la oferta. Se lee todo antes del primer turno; las partes 2 y 3 son lo que tiene que saber y cómo la vamos a formar.</w:t>
+        <w:t xml:space="preserve"> se entrega completo el día de la oferta y se lee todo antes del primer turno. Dice lo que tiene que saber, cómo la vamos a formar, con qué número se le mide, cuánto gana y por qué motivos exactos se le puede despedir.</w:t>
       </w:r>
     </w:p>
     <w:p>
@@ -377,14 +460,14 @@
           <w:b/>
           <w:i w:val="0"/>
         </w:rPr>
-        <w:t>Para cerrar el ingreso:</w:t>
+        <w:t>Para cerrar la contratación:</w:t>
       </w:r>
       <w:r>
         <w:rPr>
           <w:b w:val="0"/>
           <w:i w:val="0"/>
         </w:rPr>
-        <w:t xml:space="preserve"> al final del periodo de capacitación se hacen las preguntas de comprobación y se firma la constancia de lectura.</w:t>
+        <w:t xml:space="preserve"> la última hoja se firma de aceptado, con nombre escrito a mano, firma y fecha. Una copia firmada va al expediente y otra se queda con la persona.</w:t>
       </w:r>
     </w:p>
     <w:p>
@@ -913,6 +996,7 @@
             <w:r>
               <w:rPr>
                 <w:b w:val="0"/>
+                <w:i w:val="0"/>
                 <w:sz w:val="19"/>
               </w:rPr>
               <w:t>La máquina se tiene que detener porque no llega camión. ¿Qué haces con los vibradores?</w:t>
@@ -928,6 +1012,7 @@
             <w:r>
               <w:rPr>
                 <w:b w:val="0"/>
+                <w:i w:val="0"/>
                 <w:sz w:val="19"/>
               </w:rPr>
               <w:t>Que los baja o apaga mientras está parada; si los deja prendidos sobre el mismo concreto, lo segrega y deja una marca.</w:t>
@@ -945,6 +1030,7 @@
             <w:r>
               <w:rPr>
                 <w:b w:val="0"/>
+                <w:i w:val="0"/>
                 <w:sz w:val="19"/>
               </w:rPr>
               <w:t>¿Qué ves en la losa cuando la vibración está demasiado alta?</w:t>
@@ -960,6 +1046,7 @@
             <w:r>
               <w:rPr>
                 <w:b w:val="0"/>
+                <w:i w:val="0"/>
                 <w:sz w:val="19"/>
               </w:rPr>
               <w:t>Rastros o surcos de vibración en la superficie, pasta de más arriba y agregado hundido.</w:t>
@@ -977,6 +1064,7 @@
             <w:r>
               <w:rPr>
                 <w:b w:val="0"/>
+                <w:i w:val="0"/>
                 <w:sz w:val="19"/>
               </w:rPr>
               <w:t>El borde de la losa se está cayendo. ¿Qué revisas?</w:t>
@@ -992,6 +1080,7 @@
             <w:r>
               <w:rPr>
                 <w:b w:val="0"/>
+                <w:i w:val="0"/>
                 <w:sz w:val="19"/>
               </w:rPr>
               <w:t>Revenimiento del concreto (avisa al laboratorista), cabeza de concreto, vibradores de orilla y la cimbra lateral; nunca que el acabador lo "arregle" con agua.</w:t>
@@ -1009,6 +1098,7 @@
             <w:r>
               <w:rPr>
                 <w:b w:val="0"/>
+                <w:i w:val="0"/>
                 <w:sz w:val="19"/>
               </w:rPr>
               <w:t>¿Qué pasa con la suavidad si subes y bajas la velocidad?</w:t>
@@ -1024,6 +1114,7 @@
             <w:r>
               <w:rPr>
                 <w:b w:val="0"/>
+                <w:i w:val="0"/>
                 <w:sz w:val="19"/>
               </w:rPr>
               <w:t>Que cada cambio deja una ondulación que el perfilómetro mide como IRI.</w:t>
@@ -1048,342 +1139,6 @@
           <w:i w:val="0"/>
         </w:rPr>
         <w:t>En el tramo de prueba, 2 horas continuas operando la pavimentadora en una sección de 8.40 m. Aprueba si mantiene la velocidad dentro de ±0.2 m/min de la indicada, los núcleos o sondeos de espesor salen completos (27 cm), la caída de orilla no pasa de 6 mm y el perfilómetro da IRI de 1.0 m/km o menos en su tramo.</w:t>
-      </w:r>
-    </w:p>
-    <w:p>
-      <w:pPr>
-        <w:pStyle w:val="Heading2"/>
-      </w:pPr>
-      <w:r>
-        <w:t>Sueldo y variable</w:t>
-      </w:r>
-    </w:p>
-    <w:p>
-      <w:r>
-        <w:rPr>
-          <w:b w:val="0"/>
-          <w:i w:val="0"/>
-        </w:rPr>
-        <w:t xml:space="preserve">Sueldo mensual bruto de referencia: </w:t>
-      </w:r>
-      <w:r>
-        <w:rPr>
-          <w:b/>
-          <w:i w:val="0"/>
-        </w:rPr>
-        <w:t>$45,000</w:t>
-      </w:r>
-      <w:r>
-        <w:rPr>
-          <w:b w:val="0"/>
-          <w:i w:val="0"/>
-        </w:rPr>
-        <w:t xml:space="preserve">, más prestaciones de ley desde el primer día. Variable meta: </w:t>
-      </w:r>
-      <w:r>
-        <w:rPr>
-          <w:b/>
-          <w:i w:val="0"/>
-        </w:rPr>
-        <w:t>20 % del sueldo</w:t>
-      </w:r>
-      <w:r>
-        <w:rPr>
-          <w:b w:val="0"/>
-          <w:i w:val="0"/>
-        </w:rPr>
-        <w:t xml:space="preserve"> ($9,000 al mes); con la meta cumplida el mes suma </w:t>
-      </w:r>
-      <w:r>
-        <w:rPr>
-          <w:b/>
-          <w:i w:val="0"/>
-        </w:rPr>
-        <w:t>$54,000</w:t>
-      </w:r>
-      <w:r>
-        <w:rPr>
-          <w:b w:val="0"/>
-          <w:i w:val="0"/>
-        </w:rPr>
-        <w:t>.</w:t>
-      </w:r>
-    </w:p>
-    <w:p>
-      <w:r>
-        <w:rPr>
-          <w:b/>
-          <w:i w:val="0"/>
-        </w:rPr>
-        <w:t>Cómo se paga:</w:t>
-      </w:r>
-      <w:r>
-        <w:rPr>
-          <w:b w:val="0"/>
-          <w:i w:val="0"/>
-        </w:rPr>
-        <w:t xml:space="preserve"> cada mes, con las cuatro metas del frente.</w:t>
-      </w:r>
-    </w:p>
-    <w:tbl>
-      <w:tblPr>
-        <w:tblStyle w:val="TableGrid"/>
-        <w:tblW w:type="auto" w:w="0"/>
-        <w:jc w:val="center"/>
-        <w:tblLook w:firstColumn="1" w:firstRow="1" w:lastColumn="0" w:lastRow="0" w:noHBand="0" w:noVBand="1" w:val="04A0"/>
-      </w:tblPr>
-      <w:tblGrid>
-        <w:gridCol w:w="4873"/>
-        <w:gridCol w:w="4873"/>
-      </w:tblGrid>
-      <w:tr>
-        <w:tc>
-          <w:tcPr>
-            <w:tcW w:type="dxa" w:w="1417"/>
-            <w:shd w:val="clear" w:color="auto" w:fill="0039C8"/>
-          </w:tcPr>
-          <w:p>
-            <w:r/>
-            <w:r>
-              <w:rPr>
-                <w:b/>
-                <w:color w:val="FFFFFF"/>
-                <w:sz w:val="19"/>
-              </w:rPr>
-              <w:t>Peso</w:t>
-            </w:r>
-          </w:p>
-        </w:tc>
-        <w:tc>
-          <w:tcPr>
-            <w:tcW w:type="dxa" w:w="8220"/>
-            <w:shd w:val="clear" w:color="auto" w:fill="0039C8"/>
-          </w:tcPr>
-          <w:p>
-            <w:r/>
-            <w:r>
-              <w:rPr>
-                <w:b/>
-                <w:color w:val="FFFFFF"/>
-                <w:sz w:val="19"/>
-              </w:rPr>
-              <w:t>Meta</w:t>
-            </w:r>
-          </w:p>
-        </w:tc>
-      </w:tr>
-      <w:tr>
-        <w:tc>
-          <w:tcPr>
-            <w:tcW w:type="dxa" w:w="1417"/>
-          </w:tcPr>
-          <w:p>
-            <w:r/>
-            <w:r>
-              <w:rPr>
-                <w:b w:val="0"/>
-                <w:sz w:val="19"/>
-              </w:rPr>
-              <w:t>40 %</w:t>
-            </w:r>
-          </w:p>
-        </w:tc>
-        <w:tc>
-          <w:tcPr>
-            <w:tcW w:type="dxa" w:w="8220"/>
-          </w:tcPr>
-          <w:p>
-            <w:r/>
-            <w:r>
-              <w:rPr>
-                <w:b w:val="0"/>
-                <w:sz w:val="19"/>
-              </w:rPr>
-              <w:t>Metros colados del frente contra la meta del mes</w:t>
-            </w:r>
-          </w:p>
-        </w:tc>
-      </w:tr>
-      <w:tr>
-        <w:tc>
-          <w:tcPr>
-            <w:tcW w:type="dxa" w:w="1417"/>
-          </w:tcPr>
-          <w:p>
-            <w:r/>
-            <w:r>
-              <w:rPr>
-                <w:b w:val="0"/>
-                <w:sz w:val="19"/>
-              </w:rPr>
-              <w:t>30 %</w:t>
-            </w:r>
-          </w:p>
-        </w:tc>
-        <w:tc>
-          <w:tcPr>
-            <w:tcW w:type="dxa" w:w="8220"/>
-          </w:tcPr>
-          <w:p>
-            <w:r/>
-            <w:r>
-              <w:rPr>
-                <w:b w:val="0"/>
-                <w:sz w:val="19"/>
-              </w:rPr>
-              <w:t>Calidad medida</w:t>
-            </w:r>
-          </w:p>
-        </w:tc>
-      </w:tr>
-      <w:tr>
-        <w:tc>
-          <w:tcPr>
-            <w:tcW w:type="dxa" w:w="1417"/>
-          </w:tcPr>
-          <w:p>
-            <w:r/>
-            <w:r>
-              <w:rPr>
-                <w:b w:val="0"/>
-                <w:sz w:val="19"/>
-              </w:rPr>
-              <w:t>20 %</w:t>
-            </w:r>
-          </w:p>
-        </w:tc>
-        <w:tc>
-          <w:tcPr>
-            <w:tcW w:type="dxa" w:w="8220"/>
-          </w:tcPr>
-          <w:p>
-            <w:r/>
-            <w:r>
-              <w:rPr>
-                <w:b w:val="0"/>
-                <w:sz w:val="19"/>
-              </w:rPr>
-              <w:t>Continuidad: minutos de paro y colchones</w:t>
-            </w:r>
-          </w:p>
-        </w:tc>
-      </w:tr>
-      <w:tr>
-        <w:tc>
-          <w:tcPr>
-            <w:tcW w:type="dxa" w:w="1417"/>
-          </w:tcPr>
-          <w:p>
-            <w:r/>
-            <w:r>
-              <w:rPr>
-                <w:b w:val="0"/>
-                <w:sz w:val="19"/>
-              </w:rPr>
-              <w:t>10 %</w:t>
-            </w:r>
-          </w:p>
-        </w:tc>
-        <w:tc>
-          <w:tcPr>
-            <w:tcW w:type="dxa" w:w="8220"/>
-          </w:tcPr>
-          <w:p>
-            <w:r/>
-            <w:r>
-              <w:rPr>
-                <w:b w:val="0"/>
-                <w:sz w:val="19"/>
-              </w:rPr>
-              <w:t>Seguridad: cero accidentes con tiempo perdido</w:t>
-            </w:r>
-          </w:p>
-        </w:tc>
-      </w:tr>
-    </w:tbl>
-    <w:p/>
-    <w:p>
-      <w:r>
-        <w:rPr>
-          <w:b/>
-          <w:i w:val="0"/>
-        </w:rPr>
-        <w:t>Tus indicadores:</w:t>
-      </w:r>
-    </w:p>
-    <w:p>
-      <w:pPr>
-        <w:pStyle w:val="ListBullet"/>
-      </w:pPr>
-      <w:r>
-        <w:rPr>
-          <w:b w:val="0"/>
-          <w:i w:val="0"/>
-        </w:rPr>
-        <w:t>Minutos de paro atribuibles a la operación de la máquina: cero.</w:t>
-      </w:r>
-    </w:p>
-    <w:p>
-      <w:pPr>
-        <w:pStyle w:val="ListBullet"/>
-      </w:pPr>
-      <w:r>
-        <w:rPr>
-          <w:b w:val="0"/>
-          <w:i w:val="0"/>
-        </w:rPr>
-        <w:t>IRI del tramo que coló: 1.0 m/km o menos.</w:t>
-      </w:r>
-    </w:p>
-    <w:p>
-      <w:pPr>
-        <w:pStyle w:val="ListBullet"/>
-      </w:pPr>
-      <w:r>
-        <w:rPr>
-          <w:b w:val="0"/>
-          <w:i w:val="0"/>
-        </w:rPr>
-        <w:t>Espesor completo en núcleos.</w:t>
-      </w:r>
-    </w:p>
-    <w:p>
-      <w:pPr>
-        <w:pStyle w:val="ListBullet"/>
-      </w:pPr>
-      <w:r>
-        <w:rPr>
-          <w:b w:val="0"/>
-          <w:i w:val="0"/>
-        </w:rPr>
-        <w:t>Caída de orilla dentro de tolerancia en todo el tramo.</w:t>
-      </w:r>
-    </w:p>
-    <w:p>
-      <w:pPr>
-        <w:pStyle w:val="ListBullet"/>
-      </w:pPr>
-      <w:r>
-        <w:rPr>
-          <w:b w:val="0"/>
-          <w:i w:val="0"/>
-        </w:rPr>
-        <w:t>Bitácora de la máquina completa cada noche.</w:t>
-      </w:r>
-    </w:p>
-    <w:p>
-      <w:pPr>
-        <w:spacing w:before="120"/>
-        <w:ind w:left="340"/>
-      </w:pPr>
-      <w:r>
-        <w:rPr>
-          <w:b/>
-          <w:i w:val="0"/>
-          <w:color w:val="A86A00"/>
-          <w:sz w:val="23"/>
-        </w:rPr>
-        <w:t>Candado: si el mes falla la calidad o la seguridad, la parte de metros no se paga. Primero bien, luego rápido.</w:t>
       </w:r>
     </w:p>
     <w:p>
@@ -1464,6 +1219,7 @@
             <w:r>
               <w:rPr>
                 <w:b w:val="0"/>
+                <w:i w:val="0"/>
                 <w:sz w:val="19"/>
               </w:rPr>
               <w:t>17:30–18:30</w:t>
@@ -1479,6 +1235,7 @@
             <w:r>
               <w:rPr>
                 <w:b w:val="0"/>
+                <w:i w:val="0"/>
                 <w:sz w:val="19"/>
               </w:rPr>
               <w:t>Revisas la máquina con el mecánico: hidráulica, vibradores, sensores, niveles. Verificas el 3D con el topógrafo en un punto de control.</w:t>
@@ -1496,6 +1253,7 @@
             <w:r>
               <w:rPr>
                 <w:b w:val="0"/>
+                <w:i w:val="0"/>
                 <w:sz w:val="19"/>
               </w:rPr>
               <w:t>18:30–19:00</w:t>
@@ -1511,6 +1269,7 @@
             <w:r>
               <w:rPr>
                 <w:b w:val="0"/>
+                <w:i w:val="0"/>
                 <w:sz w:val="19"/>
               </w:rPr>
               <w:t>Colocas la máquina en la cabecera de la noche anterior, calibras altura y ancho.</w:t>
@@ -1528,6 +1287,7 @@
             <w:r>
               <w:rPr>
                 <w:b w:val="0"/>
+                <w:i w:val="0"/>
                 <w:sz w:val="19"/>
               </w:rPr>
               <w:t>19:00–05:00</w:t>
@@ -1543,6 +1303,7 @@
             <w:r>
               <w:rPr>
                 <w:b w:val="0"/>
+                <w:i w:val="0"/>
                 <w:sz w:val="19"/>
               </w:rPr>
               <w:t>Operas a velocidad constante. Vigilas la cabeza de concreto, los vibradores, los bordes y la pantalla 3D.</w:t>
@@ -1560,6 +1321,7 @@
             <w:r>
               <w:rPr>
                 <w:b w:val="0"/>
+                <w:i w:val="0"/>
                 <w:sz w:val="19"/>
               </w:rPr>
               <w:t>05:00–05:30</w:t>
@@ -1575,6 +1337,7 @@
             <w:r>
               <w:rPr>
                 <w:b w:val="0"/>
+                <w:i w:val="0"/>
                 <w:sz w:val="19"/>
               </w:rPr>
               <w:t>Sacas la máquina, la lavas a fondo y anotas horas, alarmas y fallas en la bitácora.</w:t>
@@ -1592,6 +1355,7 @@
             <w:r>
               <w:rPr>
                 <w:b w:val="0"/>
+                <w:i w:val="0"/>
                 <w:sz w:val="19"/>
               </w:rPr>
               <w:t>06:00</w:t>
@@ -1607,6 +1371,7 @@
             <w:r>
               <w:rPr>
                 <w:b w:val="0"/>
+                <w:i w:val="0"/>
                 <w:sz w:val="19"/>
               </w:rPr>
               <w:t>Junta de cierre si hubo paros de tu máquina.</w:t>
@@ -1773,6 +1538,7 @@
             <w:r>
               <w:rPr>
                 <w:b w:val="0"/>
+                <w:i w:val="0"/>
                 <w:sz w:val="19"/>
               </w:rPr>
               <w:t>27 cm</w:t>
@@ -1788,6 +1554,7 @@
             <w:r>
               <w:rPr>
                 <w:b w:val="0"/>
+                <w:i w:val="0"/>
                 <w:sz w:val="19"/>
               </w:rPr>
               <w:t>espesor de la losa</w:t>
@@ -1805,6 +1572,7 @@
             <w:r>
               <w:rPr>
                 <w:b w:val="0"/>
+                <w:i w:val="0"/>
                 <w:sz w:val="19"/>
               </w:rPr>
               <w:t>8.40 m</w:t>
@@ -1820,6 +1588,7 @@
             <w:r>
               <w:rPr>
                 <w:b w:val="0"/>
+                <w:i w:val="0"/>
                 <w:sz w:val="19"/>
               </w:rPr>
               <w:t>ancho de la pasada</w:t>
@@ -1837,6 +1606,7 @@
             <w:r>
               <w:rPr>
                 <w:b w:val="0"/>
+                <w:i w:val="0"/>
                 <w:sz w:val="19"/>
               </w:rPr>
               <w:t>1–2 m/min</w:t>
@@ -1852,6 +1622,7 @@
             <w:r>
               <w:rPr>
                 <w:b w:val="0"/>
+                <w:i w:val="0"/>
                 <w:sz w:val="19"/>
               </w:rPr>
               <w:t>velocidad del tren</w:t>
@@ -1869,6 +1640,7 @@
             <w:r>
               <w:rPr>
                 <w:b w:val="0"/>
+                <w:i w:val="0"/>
                 <w:sz w:val="19"/>
               </w:rPr>
               <w:t>3–5 cm</w:t>
@@ -1884,6 +1656,7 @@
             <w:r>
               <w:rPr>
                 <w:b w:val="0"/>
+                <w:i w:val="0"/>
                 <w:sz w:val="19"/>
               </w:rPr>
               <w:t>revenimiento del concreto</w:t>
@@ -1901,6 +1674,7 @@
             <w:r>
               <w:rPr>
                 <w:b w:val="0"/>
+                <w:i w:val="0"/>
                 <w:sz w:val="19"/>
               </w:rPr>
               <w:t>≤ 1.0 m/km</w:t>
@@ -1916,6 +1690,7 @@
             <w:r>
               <w:rPr>
                 <w:b w:val="0"/>
+                <w:i w:val="0"/>
                 <w:sz w:val="19"/>
               </w:rPr>
               <w:t>IRI de aceptación</w:t>
@@ -1933,6 +1708,7 @@
             <w:r>
               <w:rPr>
                 <w:b w:val="0"/>
+                <w:i w:val="0"/>
                 <w:sz w:val="19"/>
               </w:rPr>
               <w:t>35 %</w:t>
@@ -1948,6 +1724,7 @@
             <w:r>
               <w:rPr>
                 <w:b w:val="0"/>
+                <w:i w:val="0"/>
                 <w:sz w:val="19"/>
               </w:rPr>
               <w:t>capacidad de sobra de la máquina: no es el cuello de botella</w:t>
@@ -2129,6 +1906,7 @@
             <w:r>
               <w:rPr>
                 <w:b w:val="0"/>
+                <w:i w:val="0"/>
                 <w:sz w:val="19"/>
               </w:rPr>
               <w:t>1 · Agua atrapada</w:t>
@@ -2144,6 +1922,7 @@
             <w:r>
               <w:rPr>
                 <w:b w:val="0"/>
+                <w:i w:val="0"/>
                 <w:sz w:val="19"/>
               </w:rPr>
               <w:t>El agua entra, se queda debajo de la losa, cada tráiler la bombea y lava el suelo: la losa queda colgando y se rompe.</w:t>
@@ -2159,6 +1938,7 @@
             <w:r>
               <w:rPr>
                 <w:b w:val="0"/>
+                <w:i w:val="0"/>
                 <w:sz w:val="19"/>
               </w:rPr>
               <w:t>Drenaje de borde real, base tratada y losa impermeable</w:t>
@@ -2176,6 +1956,7 @@
             <w:r>
               <w:rPr>
                 <w:b w:val="0"/>
+                <w:i w:val="0"/>
                 <w:sz w:val="19"/>
               </w:rPr>
               <w:t>2 · Soporte desigual</w:t>
@@ -2191,6 +1972,7 @@
             <w:r>
               <w:rPr>
                 <w:b w:val="0"/>
+                <w:i w:val="0"/>
                 <w:sz w:val="19"/>
               </w:rPr>
               <w:t>Firme, blando, firme: la losa trabaja como tabla apoyada en tres puntos y se parte donde no tiene apoyo.</w:t>
@@ -2206,6 +1988,7 @@
             <w:r>
               <w:rPr>
                 <w:b w:val="0"/>
+                <w:i w:val="0"/>
                 <w:sz w:val="19"/>
               </w:rPr>
               <w:t>Compactación uniforme medida punto por punto</w:t>
@@ -2223,6 +2006,7 @@
             <w:r>
               <w:rPr>
                 <w:b w:val="0"/>
+                <w:i w:val="0"/>
                 <w:sz w:val="19"/>
               </w:rPr>
               <w:t>3 · Contracción</w:t>
@@ -2238,6 +2022,7 @@
             <w:r>
               <w:rPr>
                 <w:b w:val="0"/>
+                <w:i w:val="0"/>
                 <w:sz w:val="19"/>
               </w:rPr>
               <w:t>El concreto se encoge al secarse; si está amarrado se agrieta en los primeros días, y la grieta dura 50 años.</w:t>
@@ -2253,6 +2038,7 @@
             <w:r>
               <w:rPr>
                 <w:b w:val="0"/>
+                <w:i w:val="0"/>
                 <w:sz w:val="19"/>
               </w:rPr>
               <w:t>Menos cemento, curado interno e interfaz que deja deslizar</w:t>
@@ -2270,6 +2056,7 @@
             <w:r>
               <w:rPr>
                 <w:b w:val="0"/>
+                <w:i w:val="0"/>
                 <w:sz w:val="19"/>
               </w:rPr>
               <w:t>4 · Temperatura</w:t>
@@ -2285,6 +2072,7 @@
             <w:r>
               <w:rPr>
                 <w:b w:val="0"/>
+                <w:i w:val="0"/>
                 <w:sz w:val="19"/>
               </w:rPr>
               <w:t>El sol calienta la cara de arriba y la de abajo sigue fría: la losa se pandea todos los días.</w:t>
@@ -2300,6 +2088,7 @@
             <w:r>
               <w:rPr>
                 <w:b w:val="0"/>
+                <w:i w:val="0"/>
                 <w:sz w:val="19"/>
               </w:rPr>
               <w:t>Agregado calizo de baja expansión térmica</w:t>
@@ -2317,6 +2106,7 @@
             <w:r>
               <w:rPr>
                 <w:b w:val="0"/>
+                <w:i w:val="0"/>
                 <w:sz w:val="19"/>
               </w:rPr>
               <w:t>5 · Corrosión</w:t>
@@ -2332,6 +2122,7 @@
             <w:r>
               <w:rPr>
                 <w:b w:val="0"/>
+                <w:i w:val="0"/>
                 <w:sz w:val="19"/>
               </w:rPr>
               <w:t>El acero se oxida, se hincha y revienta el concreto desde dentro.</w:t>
@@ -2347,6 +2138,7 @@
             <w:r>
               <w:rPr>
                 <w:b w:val="0"/>
+                <w:i w:val="0"/>
                 <w:sz w:val="19"/>
               </w:rPr>
               <w:t>Recubrimiento correcto, acero protegido y concreto poco permeable</w:t>
@@ -2439,6 +2231,7 @@
             <w:r>
               <w:rPr>
                 <w:b w:val="0"/>
+                <w:i w:val="0"/>
                 <w:sz w:val="19"/>
               </w:rPr>
               <w:t>Subrasante compactada</w:t>
@@ -2454,6 +2247,7 @@
             <w:r>
               <w:rPr>
                 <w:b w:val="0"/>
+                <w:i w:val="0"/>
                 <w:sz w:val="19"/>
               </w:rPr>
               <w:t>30 cm</w:t>
@@ -2469,6 +2263,7 @@
             <w:r>
               <w:rPr>
                 <w:b w:val="0"/>
+                <w:i w:val="0"/>
                 <w:sz w:val="19"/>
               </w:rPr>
               <w:t>95 % Proctor modificado, verificado punto por punto: un suelo parejo</w:t>
@@ -2486,6 +2281,7 @@
             <w:r>
               <w:rPr>
                 <w:b w:val="0"/>
+                <w:i w:val="0"/>
                 <w:sz w:val="19"/>
               </w:rPr>
               <w:t>Subbase drenante + geotextil</w:t>
@@ -2501,6 +2297,7 @@
             <w:r>
               <w:rPr>
                 <w:b w:val="0"/>
+                <w:i w:val="0"/>
                 <w:sz w:val="19"/>
               </w:rPr>
               <w:t>15–20 cm</w:t>
@@ -2516,6 +2313,7 @@
             <w:r>
               <w:rPr>
                 <w:b w:val="0"/>
+                <w:i w:val="0"/>
                 <w:sz w:val="19"/>
               </w:rPr>
               <w:t>Saca el agua; con dren de borde perforado de 10 cm y salidas cada 60–100 m</w:t>
@@ -2533,6 +2331,7 @@
             <w:r>
               <w:rPr>
                 <w:b w:val="0"/>
+                <w:i w:val="0"/>
                 <w:sz w:val="19"/>
               </w:rPr>
               <w:t>Base de concreto pobre</w:t>
@@ -2548,6 +2347,7 @@
             <w:r>
               <w:rPr>
                 <w:b w:val="0"/>
+                <w:i w:val="0"/>
                 <w:sz w:val="19"/>
               </w:rPr>
               <w:t>15–20 cm</w:t>
@@ -2563,6 +2363,7 @@
             <w:r>
               <w:rPr>
                 <w:b w:val="0"/>
+                <w:i w:val="0"/>
                 <w:sz w:val="19"/>
               </w:rPr>
               <w:t>f'c 100–150 kg/cm²: un apoyo que el agua no lava</w:t>
@@ -2580,6 +2381,7 @@
             <w:r>
               <w:rPr>
                 <w:b w:val="0"/>
+                <w:i w:val="0"/>
                 <w:sz w:val="19"/>
               </w:rPr>
               <w:t>Interfaz bituminosa</w:t>
@@ -2595,6 +2397,7 @@
             <w:r>
               <w:rPr>
                 <w:b w:val="0"/>
+                <w:i w:val="0"/>
                 <w:sz w:val="19"/>
               </w:rPr>
               <w:t>4–6 cm</w:t>
@@ -2610,6 +2413,7 @@
             <w:r>
               <w:rPr>
                 <w:b w:val="0"/>
+                <w:i w:val="0"/>
                 <w:sz w:val="19"/>
               </w:rPr>
               <w:t>Deja que la losa se encoja sin agrietarse</w:t>
@@ -2627,6 +2431,7 @@
             <w:r>
               <w:rPr>
                 <w:b w:val="0"/>
+                <w:i w:val="0"/>
                 <w:sz w:val="19"/>
               </w:rPr>
               <w:t>Losa de concreto reforzado continuo (CRCP)</w:t>
@@ -2642,6 +2447,7 @@
             <w:r>
               <w:rPr>
                 <w:b w:val="0"/>
+                <w:i w:val="0"/>
                 <w:sz w:val="19"/>
               </w:rPr>
               <w:t>27 cm</w:t>
@@ -2657,6 +2463,7 @@
             <w:r>
               <w:rPr>
                 <w:b w:val="0"/>
+                <w:i w:val="0"/>
                 <w:sz w:val="19"/>
               </w:rPr>
               <w:t>Sin juntas; acero #6 cada 15 cm a un tercio del espesor; carril colado de 4.20 m con la raya a 3.60 m y hombro de concreto amarrado</w:t>
@@ -3092,6 +2899,7 @@
             <w:r>
               <w:rPr>
                 <w:b w:val="0"/>
+                <w:i w:val="0"/>
                 <w:sz w:val="19"/>
               </w:rPr>
               <w:t>Día 1</w:t>
@@ -3107,6 +2915,7 @@
             <w:r>
               <w:rPr>
                 <w:b w:val="0"/>
+                <w:i w:val="0"/>
                 <w:sz w:val="19"/>
               </w:rPr>
               <w:t>Inducción con Seguridad e higiene y tu jefe directo: por qué construimos así (el manifiesto), las cinco enfermedades y las tres reglas, las reglas de autoridad, el equipo de protección, el recorrido completo del frente de noche y de día, y la entrega de este documento. Alta en el IMSS y en el seguro médico desde este día.</w:t>
@@ -3124,6 +2933,7 @@
             <w:r>
               <w:rPr>
                 <w:b w:val="0"/>
+                <w:i w:val="0"/>
                 <w:sz w:val="19"/>
               </w:rPr>
               <w:t>Días 2 a 5</w:t>
@@ -3139,6 +2949,7 @@
             <w:r>
               <w:rPr>
                 <w:b w:val="0"/>
+                <w:i w:val="0"/>
                 <w:sz w:val="19"/>
               </w:rPr>
               <w:t>Con el mecánico y el topógrafo: la máquina completa, el sistema 3D y la verificación en puntos de control. Operación en vacío en el patio.</w:t>
@@ -3156,6 +2967,7 @@
             <w:r>
               <w:rPr>
                 <w:b w:val="0"/>
+                <w:i w:val="0"/>
                 <w:sz w:val="19"/>
               </w:rPr>
               <w:t>Semana 2</w:t>
@@ -3171,6 +2983,7 @@
             <w:r>
               <w:rPr>
                 <w:b w:val="0"/>
+                <w:i w:val="0"/>
                 <w:sz w:val="19"/>
               </w:rPr>
               <w:t>Tramo de prueba: operas con el cabo y el residente a un lado; se miden espesor, orilla e IRI de cada noche.</w:t>
@@ -3188,6 +3001,7 @@
             <w:r>
               <w:rPr>
                 <w:b w:val="0"/>
+                <w:i w:val="0"/>
                 <w:sz w:val="19"/>
               </w:rPr>
               <w:t>Semanas 3 y 4</w:t>
@@ -3203,6 +3017,7 @@
             <w:r>
               <w:rPr>
                 <w:b w:val="0"/>
+                <w:i w:val="0"/>
                 <w:sz w:val="19"/>
               </w:rPr>
               <w:t>Operación normal con revisión diaria de IRI y bitácora con el residente.</w:t>
@@ -3220,6 +3035,7 @@
             <w:r>
               <w:rPr>
                 <w:b w:val="0"/>
+                <w:i w:val="0"/>
                 <w:sz w:val="19"/>
               </w:rPr>
               <w:t>Primeros 3 meses</w:t>
@@ -3235,6 +3051,7 @@
             <w:r>
               <w:rPr>
                 <w:b w:val="0"/>
+                <w:i w:val="0"/>
                 <w:sz w:val="19"/>
               </w:rPr>
               <w:t>Certificación de la máquina con el fabricante y 500 horas limpias en bitácora.</w:t>
@@ -3413,7 +3230,7 @@
         <w:pStyle w:val="Heading1"/>
       </w:pPr>
       <w:r>
-        <w:t>Parte 4 · Lo que te prometemos y lo que te pedimos</w:t>
+        <w:t>Parte 4 · Tu KPI, tu sueldo y cómo se te mide</w:t>
       </w:r>
     </w:p>
     <w:p>
@@ -3421,179 +3238,7 @@
         <w:pStyle w:val="Heading2"/>
       </w:pPr>
       <w:r>
-        <w:t>Lo que te prometemos</w:t>
-      </w:r>
-    </w:p>
-    <w:p>
-      <w:pPr>
-        <w:pStyle w:val="ListBullet"/>
-      </w:pPr>
-      <w:r>
-        <w:rPr>
-          <w:b w:val="0"/>
-          <w:i w:val="0"/>
-        </w:rPr>
-        <w:t>Tu pago, siempre el mismo día, con un recibo claro. Tu variable del mes se ve al día en el tablero: sabes cuánto llevas ganado.</w:t>
-      </w:r>
-    </w:p>
-    <w:p>
-      <w:pPr>
-        <w:pStyle w:val="ListBullet"/>
-      </w:pPr>
-      <w:r>
-        <w:rPr>
-          <w:b w:val="0"/>
-          <w:i w:val="0"/>
-        </w:rPr>
-        <w:t>Turnos publicados con dos semanas de anticipación. Ciclos de 12 días de trabajo y 4 de descanso, con transporte pagado a casa. Nunca se dobla turno; la noche lleva 20 % de prima.</w:t>
-      </w:r>
-    </w:p>
-    <w:p>
-      <w:pPr>
-        <w:pStyle w:val="ListBullet"/>
-      </w:pPr>
-      <w:r>
-        <w:rPr>
-          <w:b w:val="0"/>
-          <w:i w:val="0"/>
-        </w:rPr>
-        <w:t>Campamento digno: habitaciones de máximo dos personas, aire acondicionado, internet y lavandería. Tres comidas calientes al día, incluida la de medianoche. Sombra e hidratación en el frente.</w:t>
-      </w:r>
-    </w:p>
-    <w:p>
-      <w:pPr>
-        <w:pStyle w:val="ListBullet"/>
-      </w:pPr>
-      <w:r>
-        <w:rPr>
-          <w:b w:val="0"/>
-          <w:i w:val="0"/>
-        </w:rPr>
-        <w:t>IMSS completo desde el primer día y seguro de gastos médicos mayores para todos. Chequeo médico al entrar y cada seis meses.</w:t>
-      </w:r>
-    </w:p>
-    <w:p>
-      <w:pPr>
-        <w:pStyle w:val="ListBullet"/>
-      </w:pPr>
-      <w:r>
-        <w:rPr>
-          <w:b w:val="0"/>
-          <w:i w:val="0"/>
-        </w:rPr>
-        <w:t>Capacitación pagada y certificaciones que te llevas puestas. Una escalera de crecimiento escrita, con sus requisitos. Si enseñas, cobras un bono por enseñar.</w:t>
-      </w:r>
-    </w:p>
-    <w:p>
-      <w:pPr>
-        <w:pStyle w:val="ListBullet"/>
-      </w:pPr>
-      <w:r>
-        <w:rPr>
-          <w:b w:val="0"/>
-          <w:i w:val="0"/>
-        </w:rPr>
-        <w:t>Fondo de ahorro con aportación igual de la empresa y reparto de utilidades de ley.</w:t>
-      </w:r>
-    </w:p>
-    <w:p>
-      <w:pPr>
-        <w:pStyle w:val="ListBullet"/>
-      </w:pPr>
-      <w:r>
-        <w:rPr>
-          <w:b w:val="0"/>
-          <w:i w:val="0"/>
-        </w:rPr>
-        <w:t>Continuidad: contratos de varios años y prioridad en el siguiente corredor. Y una placa con el nombre de tu cuadrilla en cada tramo que entreguemos.</w:t>
-      </w:r>
-    </w:p>
-    <w:p>
-      <w:pPr>
-        <w:pStyle w:val="Heading2"/>
-      </w:pPr>
-      <w:r>
-        <w:t>Lo que te pedimos</w:t>
-      </w:r>
-    </w:p>
-    <w:p>
-      <w:pPr>
-        <w:pStyle w:val="ListBullet"/>
-      </w:pPr>
-      <w:r>
-        <w:rPr>
-          <w:b w:val="0"/>
-          <w:i w:val="0"/>
-        </w:rPr>
-        <w:t>Llegar a tiempo y en condiciones: descansado, sin alcohol ni sustancias. Un frente nocturno no perdona el cansancio.</w:t>
-      </w:r>
-    </w:p>
-    <w:p>
-      <w:pPr>
-        <w:pStyle w:val="ListBullet"/>
-      </w:pPr>
-      <w:r>
-        <w:rPr>
-          <w:b w:val="0"/>
-          <w:i w:val="0"/>
-        </w:rPr>
-        <w:t>Decir la verdad en el tablero y en la junta, sobre todo cuando la noticia es mala. Un problema dicho a tiempo cuesta minutos; escondido, cuesta semanas.</w:t>
-      </w:r>
-    </w:p>
-    <w:p>
-      <w:pPr>
-        <w:pStyle w:val="ListBullet"/>
-      </w:pPr>
-      <w:r>
-        <w:rPr>
-          <w:b w:val="0"/>
-          <w:i w:val="0"/>
-        </w:rPr>
-        <w:t>Parar cuando algo está mal. Nadie te va a reclamar por detener el trabajo por seguridad o por calidad.</w:t>
-      </w:r>
-    </w:p>
-    <w:p>
-      <w:pPr>
-        <w:pStyle w:val="ListBullet"/>
-      </w:pPr>
-      <w:r>
-        <w:rPr>
-          <w:b w:val="0"/>
-          <w:i w:val="0"/>
-        </w:rPr>
-        <w:t>Nunca añadir agua al concreto, ni permitir que otro lo haga.</w:t>
-      </w:r>
-    </w:p>
-    <w:p>
-      <w:pPr>
-        <w:pStyle w:val="ListBullet"/>
-      </w:pPr>
-      <w:r>
-        <w:rPr>
-          <w:b w:val="0"/>
-          <w:i w:val="0"/>
-        </w:rPr>
-        <w:t>Cuidar al de al lado: su seguridad, su trabajo y su aprendizaje.</w:t>
-      </w:r>
-    </w:p>
-    <w:p>
-      <w:pPr>
-        <w:pStyle w:val="ListBullet"/>
-      </w:pPr>
-      <w:r>
-        <w:rPr>
-          <w:b w:val="0"/>
-          <w:i w:val="0"/>
-        </w:rPr>
-        <w:t>Aprender, y cuando ya sepas, enseñar.</w:t>
-      </w:r>
-    </w:p>
-    <w:p>
-      <w:pPr>
-        <w:pStyle w:val="Heading2"/>
-      </w:pPr>
-      <w:r>
-        <w:t>Constancia de lectura</w:t>
+        <w:t>Tu KPI principal</w:t>
       </w:r>
     </w:p>
     <w:p>
@@ -3602,7 +3247,663 @@
           <w:b w:val="0"/>
           <w:i w:val="0"/>
         </w:rPr>
-        <w:t xml:space="preserve">Leí completo este documento del puesto </w:t>
+        <w:t>Es el número que dice, antes que ningún otro, si tu puesto se está haciendo bien. Lo ves en el tablero todos los días, igual que tu jefe.</w:t>
+      </w:r>
+    </w:p>
+    <w:tbl>
+      <w:tblPr>
+        <w:tblStyle w:val="TableGrid"/>
+        <w:tblW w:type="auto" w:w="0"/>
+        <w:jc w:val="center"/>
+        <w:tblLook w:firstColumn="1" w:firstRow="1" w:lastColumn="0" w:lastRow="0" w:noHBand="0" w:noVBand="1" w:val="04A0"/>
+      </w:tblPr>
+      <w:tblGrid>
+        <w:gridCol w:w="4873"/>
+        <w:gridCol w:w="4873"/>
+      </w:tblGrid>
+      <w:tr>
+        <w:tc>
+          <w:tcPr>
+            <w:tcW w:type="dxa" w:w="2551"/>
+            <w:shd w:val="clear" w:color="auto" w:fill="0B7A55"/>
+          </w:tcPr>
+          <w:p>
+            <w:r/>
+            <w:r>
+              <w:rPr>
+                <w:b/>
+                <w:color w:val="FFFFFF"/>
+                <w:sz w:val="19"/>
+              </w:rPr>
+              <w:t>KPI principal</w:t>
+            </w:r>
+          </w:p>
+        </w:tc>
+        <w:tc>
+          <w:tcPr>
+            <w:tcW w:type="dxa" w:w="7087"/>
+            <w:shd w:val="clear" w:color="auto" w:fill="0B7A55"/>
+          </w:tcPr>
+          <w:p>
+            <w:r/>
+            <w:r>
+              <w:rPr>
+                <w:b/>
+                <w:color w:val="FFFFFF"/>
+                <w:sz w:val="19"/>
+              </w:rPr>
+              <w:t>IRI del tramo que coló</w:t>
+            </w:r>
+          </w:p>
+        </w:tc>
+      </w:tr>
+      <w:tr>
+        <w:tc>
+          <w:tcPr>
+            <w:tcW w:type="dxa" w:w="2551"/>
+          </w:tcPr>
+          <w:p>
+            <w:r/>
+            <w:r>
+              <w:rPr>
+                <w:b w:val="0"/>
+                <w:i w:val="0"/>
+                <w:sz w:val="19"/>
+              </w:rPr>
+              <w:t>Meta</w:t>
+            </w:r>
+          </w:p>
+        </w:tc>
+        <w:tc>
+          <w:tcPr>
+            <w:tcW w:type="dxa" w:w="7087"/>
+          </w:tcPr>
+          <w:p>
+            <w:r/>
+            <w:r>
+              <w:rPr>
+                <w:b w:val="0"/>
+                <w:i w:val="0"/>
+                <w:sz w:val="19"/>
+              </w:rPr>
+              <w:t>1.0 m/km o menos, promedio de cada tramo medido</w:t>
+            </w:r>
+          </w:p>
+        </w:tc>
+      </w:tr>
+      <w:tr>
+        <w:tc>
+          <w:tcPr>
+            <w:tcW w:type="dxa" w:w="2551"/>
+          </w:tcPr>
+          <w:p>
+            <w:r/>
+            <w:r>
+              <w:rPr>
+                <w:b w:val="0"/>
+                <w:i w:val="0"/>
+                <w:sz w:val="19"/>
+              </w:rPr>
+              <w:t>Cómo y quién lo mide</w:t>
+            </w:r>
+          </w:p>
+        </w:tc>
+        <w:tc>
+          <w:tcPr>
+            <w:tcW w:type="dxa" w:w="7087"/>
+          </w:tcPr>
+          <w:p>
+            <w:r/>
+            <w:r>
+              <w:rPr>
+                <w:b w:val="0"/>
+                <w:i w:val="0"/>
+                <w:sz w:val="19"/>
+              </w:rPr>
+              <w:t>El Operador de perfilómetro mide el tramo colado anteanoche y lo reporta por operador en la junta de las 06:00; lo revisa el Cabo de colado cada día.</w:t>
+            </w:r>
+          </w:p>
+        </w:tc>
+      </w:tr>
+      <w:tr>
+        <w:tc>
+          <w:tcPr>
+            <w:tcW w:type="dxa" w:w="2551"/>
+          </w:tcPr>
+          <w:p>
+            <w:r/>
+            <w:r>
+              <w:rPr>
+                <w:b w:val="0"/>
+                <w:i w:val="0"/>
+                <w:sz w:val="19"/>
+              </w:rPr>
+              <w:t>Cuándo se enciende la alerta</w:t>
+            </w:r>
+          </w:p>
+        </w:tc>
+        <w:tc>
+          <w:tcPr>
+            <w:tcW w:type="dxa" w:w="7087"/>
+          </w:tcPr>
+          <w:p>
+            <w:r/>
+            <w:r>
+              <w:rPr>
+                <w:b w:val="0"/>
+                <w:i w:val="0"/>
+                <w:sz w:val="19"/>
+              </w:rPr>
+              <w:t>Más de 1.0 m/km en 3 tramos de un mismo mes, o cualquier tramo arriba de 1.3 m/km</w:t>
+            </w:r>
+          </w:p>
+        </w:tc>
+      </w:tr>
+    </w:tbl>
+    <w:p/>
+    <w:p>
+      <w:pPr>
+        <w:pStyle w:val="Heading2"/>
+      </w:pPr>
+      <w:r>
+        <w:t>Tus demás indicadores</w:t>
+      </w:r>
+    </w:p>
+    <w:p>
+      <w:pPr>
+        <w:pStyle w:val="ListBullet"/>
+      </w:pPr>
+      <w:r>
+        <w:rPr>
+          <w:b w:val="0"/>
+          <w:i w:val="0"/>
+        </w:rPr>
+        <w:t>Minutos de paro atribuibles a la operación de la máquina: cero.</w:t>
+      </w:r>
+    </w:p>
+    <w:p>
+      <w:pPr>
+        <w:pStyle w:val="ListBullet"/>
+      </w:pPr>
+      <w:r>
+        <w:rPr>
+          <w:b w:val="0"/>
+          <w:i w:val="0"/>
+        </w:rPr>
+        <w:t>IRI del tramo que coló: 1.0 m/km o menos.</w:t>
+      </w:r>
+    </w:p>
+    <w:p>
+      <w:pPr>
+        <w:pStyle w:val="ListBullet"/>
+      </w:pPr>
+      <w:r>
+        <w:rPr>
+          <w:b w:val="0"/>
+          <w:i w:val="0"/>
+        </w:rPr>
+        <w:t>Espesor completo en núcleos.</w:t>
+      </w:r>
+    </w:p>
+    <w:p>
+      <w:pPr>
+        <w:pStyle w:val="ListBullet"/>
+      </w:pPr>
+      <w:r>
+        <w:rPr>
+          <w:b w:val="0"/>
+          <w:i w:val="0"/>
+        </w:rPr>
+        <w:t>Caída de orilla dentro de tolerancia en todo el tramo.</w:t>
+      </w:r>
+    </w:p>
+    <w:p>
+      <w:pPr>
+        <w:pStyle w:val="ListBullet"/>
+      </w:pPr>
+      <w:r>
+        <w:rPr>
+          <w:b w:val="0"/>
+          <w:i w:val="0"/>
+        </w:rPr>
+        <w:t>Bitácora de la máquina completa cada noche.</w:t>
+      </w:r>
+    </w:p>
+    <w:p>
+      <w:pPr>
+        <w:pStyle w:val="Heading2"/>
+      </w:pPr>
+      <w:r>
+        <w:t>Tu sueldo y tu variable</w:t>
+      </w:r>
+    </w:p>
+    <w:p>
+      <w:r>
+        <w:rPr>
+          <w:b w:val="0"/>
+          <w:i w:val="0"/>
+        </w:rPr>
+        <w:t xml:space="preserve">Sueldo mensual bruto: </w:t>
+      </w:r>
+      <w:r>
+        <w:rPr>
+          <w:rStyle w:val="M_base"/>
+          <w:b/>
+          <w:i w:val="0"/>
+        </w:rPr>
+        <w:t>$45,000</w:t>
+      </w:r>
+      <w:r>
+        <w:rPr>
+          <w:b w:val="0"/>
+          <w:i w:val="0"/>
+        </w:rPr>
+        <w:t xml:space="preserve">, más prestaciones de ley desde el primer día. Variable meta: </w:t>
+      </w:r>
+      <w:r>
+        <w:rPr>
+          <w:rStyle w:val="M_varp"/>
+          <w:b/>
+          <w:i w:val="0"/>
+        </w:rPr>
+        <w:t>20</w:t>
+      </w:r>
+      <w:r>
+        <w:rPr>
+          <w:b/>
+          <w:i w:val="0"/>
+        </w:rPr>
+        <w:t xml:space="preserve"> % del sueldo</w:t>
+      </w:r>
+      <w:r>
+        <w:rPr>
+          <w:b w:val="0"/>
+          <w:i w:val="0"/>
+        </w:rPr>
+        <w:t xml:space="preserve"> (</w:t>
+      </w:r>
+      <w:r>
+        <w:rPr>
+          <w:rStyle w:val="M_var"/>
+          <w:b w:val="0"/>
+          <w:i w:val="0"/>
+        </w:rPr>
+        <w:t>$9,000</w:t>
+      </w:r>
+      <w:r>
+        <w:rPr>
+          <w:b w:val="0"/>
+          <w:i w:val="0"/>
+        </w:rPr>
+        <w:t xml:space="preserve"> al mes); con la meta cumplida, el mes suma </w:t>
+      </w:r>
+      <w:r>
+        <w:rPr>
+          <w:rStyle w:val="M_total"/>
+          <w:b/>
+          <w:i w:val="0"/>
+        </w:rPr>
+        <w:t>$54,000</w:t>
+      </w:r>
+      <w:r>
+        <w:rPr>
+          <w:b w:val="0"/>
+          <w:i w:val="0"/>
+        </w:rPr>
+        <w:t>.</w:t>
+      </w:r>
+    </w:p>
+    <w:p>
+      <w:r>
+        <w:rPr>
+          <w:b/>
+          <w:i w:val="0"/>
+        </w:rPr>
+        <w:t>Cómo se paga el variable:</w:t>
+      </w:r>
+      <w:r>
+        <w:rPr>
+          <w:b w:val="0"/>
+          <w:i w:val="0"/>
+        </w:rPr>
+        <w:t xml:space="preserve"> cada mes, con las cuatro metas del frente.</w:t>
+      </w:r>
+    </w:p>
+    <w:tbl>
+      <w:tblPr>
+        <w:tblStyle w:val="TableGrid"/>
+        <w:tblW w:type="auto" w:w="0"/>
+        <w:jc w:val="center"/>
+        <w:tblLook w:firstColumn="1" w:firstRow="1" w:lastColumn="0" w:lastRow="0" w:noHBand="0" w:noVBand="1" w:val="04A0"/>
+      </w:tblPr>
+      <w:tblGrid>
+        <w:gridCol w:w="4873"/>
+        <w:gridCol w:w="4873"/>
+      </w:tblGrid>
+      <w:tr>
+        <w:tc>
+          <w:tcPr>
+            <w:tcW w:type="dxa" w:w="1417"/>
+            <w:shd w:val="clear" w:color="auto" w:fill="0039C8"/>
+          </w:tcPr>
+          <w:p>
+            <w:r/>
+            <w:r>
+              <w:rPr>
+                <w:b/>
+                <w:color w:val="FFFFFF"/>
+                <w:sz w:val="19"/>
+              </w:rPr>
+              <w:t>Peso</w:t>
+            </w:r>
+          </w:p>
+        </w:tc>
+        <w:tc>
+          <w:tcPr>
+            <w:tcW w:type="dxa" w:w="8220"/>
+            <w:shd w:val="clear" w:color="auto" w:fill="0039C8"/>
+          </w:tcPr>
+          <w:p>
+            <w:r/>
+            <w:r>
+              <w:rPr>
+                <w:b/>
+                <w:color w:val="FFFFFF"/>
+                <w:sz w:val="19"/>
+              </w:rPr>
+              <w:t>Meta</w:t>
+            </w:r>
+          </w:p>
+        </w:tc>
+      </w:tr>
+      <w:tr>
+        <w:tc>
+          <w:tcPr>
+            <w:tcW w:type="dxa" w:w="1417"/>
+          </w:tcPr>
+          <w:p>
+            <w:r/>
+            <w:r>
+              <w:rPr>
+                <w:b w:val="0"/>
+                <w:i w:val="0"/>
+                <w:sz w:val="19"/>
+              </w:rPr>
+              <w:t>40 %</w:t>
+            </w:r>
+          </w:p>
+        </w:tc>
+        <w:tc>
+          <w:tcPr>
+            <w:tcW w:type="dxa" w:w="8220"/>
+          </w:tcPr>
+          <w:p>
+            <w:r/>
+            <w:r>
+              <w:rPr>
+                <w:b w:val="0"/>
+                <w:i w:val="0"/>
+                <w:sz w:val="19"/>
+              </w:rPr>
+              <w:t>Metros colados del frente contra la meta del mes</w:t>
+            </w:r>
+          </w:p>
+        </w:tc>
+      </w:tr>
+      <w:tr>
+        <w:tc>
+          <w:tcPr>
+            <w:tcW w:type="dxa" w:w="1417"/>
+          </w:tcPr>
+          <w:p>
+            <w:r/>
+            <w:r>
+              <w:rPr>
+                <w:b w:val="0"/>
+                <w:i w:val="0"/>
+                <w:sz w:val="19"/>
+              </w:rPr>
+              <w:t>30 %</w:t>
+            </w:r>
+          </w:p>
+        </w:tc>
+        <w:tc>
+          <w:tcPr>
+            <w:tcW w:type="dxa" w:w="8220"/>
+          </w:tcPr>
+          <w:p>
+            <w:r/>
+            <w:r>
+              <w:rPr>
+                <w:b w:val="0"/>
+                <w:i w:val="0"/>
+                <w:sz w:val="19"/>
+              </w:rPr>
+              <w:t>Calidad medida</w:t>
+            </w:r>
+          </w:p>
+        </w:tc>
+      </w:tr>
+      <w:tr>
+        <w:tc>
+          <w:tcPr>
+            <w:tcW w:type="dxa" w:w="1417"/>
+          </w:tcPr>
+          <w:p>
+            <w:r/>
+            <w:r>
+              <w:rPr>
+                <w:b w:val="0"/>
+                <w:i w:val="0"/>
+                <w:sz w:val="19"/>
+              </w:rPr>
+              <w:t>20 %</w:t>
+            </w:r>
+          </w:p>
+        </w:tc>
+        <w:tc>
+          <w:tcPr>
+            <w:tcW w:type="dxa" w:w="8220"/>
+          </w:tcPr>
+          <w:p>
+            <w:r/>
+            <w:r>
+              <w:rPr>
+                <w:b w:val="0"/>
+                <w:i w:val="0"/>
+                <w:sz w:val="19"/>
+              </w:rPr>
+              <w:t>Continuidad: minutos de paro y colchones</w:t>
+            </w:r>
+          </w:p>
+        </w:tc>
+      </w:tr>
+      <w:tr>
+        <w:tc>
+          <w:tcPr>
+            <w:tcW w:type="dxa" w:w="1417"/>
+          </w:tcPr>
+          <w:p>
+            <w:r/>
+            <w:r>
+              <w:rPr>
+                <w:b w:val="0"/>
+                <w:i w:val="0"/>
+                <w:sz w:val="19"/>
+              </w:rPr>
+              <w:t>10 %</w:t>
+            </w:r>
+          </w:p>
+        </w:tc>
+        <w:tc>
+          <w:tcPr>
+            <w:tcW w:type="dxa" w:w="8220"/>
+          </w:tcPr>
+          <w:p>
+            <w:r/>
+            <w:r>
+              <w:rPr>
+                <w:b w:val="0"/>
+                <w:i w:val="0"/>
+                <w:sz w:val="19"/>
+              </w:rPr>
+              <w:t>Seguridad: cero accidentes con tiempo perdido</w:t>
+            </w:r>
+          </w:p>
+        </w:tc>
+      </w:tr>
+    </w:tbl>
+    <w:p/>
+    <w:p>
+      <w:pPr>
+        <w:spacing w:before="120"/>
+        <w:ind w:left="340"/>
+      </w:pPr>
+      <w:r>
+        <w:rPr>
+          <w:b/>
+          <w:i w:val="0"/>
+          <w:color w:val="A86A00"/>
+          <w:sz w:val="23"/>
+        </w:rPr>
+        <w:t>Candado: si el mes falla la calidad o la seguridad, la parte de metros no se paga. Primero bien, luego rápido.</w:t>
+      </w:r>
+    </w:p>
+    <w:p>
+      <w:pPr>
+        <w:pStyle w:val="Heading2"/>
+      </w:pPr>
+      <w:r>
+        <w:t>Si no llegas a tu KPI</w:t>
+      </w:r>
+    </w:p>
+    <w:p>
+      <w:pPr>
+        <w:pStyle w:val="ListBullet"/>
+      </w:pPr>
+      <w:r>
+        <w:rPr>
+          <w:b w:val="0"/>
+          <w:i w:val="0"/>
+        </w:rPr>
+        <w:t>Cuando tu KPI entra en alerta (más de 1.0 m/km en 3 tramos de un mismo mes, o cualquier tramo arriba de 1.3 m/km), tu jefe directo habla contigo esa misma semana: qué pasó, qué necesitas y qué va a cambiar. Queda por escrito.</w:t>
+      </w:r>
+    </w:p>
+    <w:p>
+      <w:pPr>
+        <w:pStyle w:val="ListBullet"/>
+      </w:pPr>
+      <w:r>
+        <w:rPr>
+          <w:b w:val="0"/>
+          <w:i w:val="0"/>
+        </w:rPr>
+        <w:t xml:space="preserve">Si en el mes siguiente sigue en alerta, se abre un </w:t>
+      </w:r>
+      <w:r>
+        <w:rPr>
+          <w:b/>
+          <w:i w:val="0"/>
+        </w:rPr>
+        <w:t>plan de mejora de 30 días</w:t>
+      </w:r>
+      <w:r>
+        <w:rPr>
+          <w:b w:val="0"/>
+          <w:i w:val="0"/>
+        </w:rPr>
+        <w:t>: una meta semanal, capacitación adicional y alguien que te acompañe. Lo firman tú y tu jefe.</w:t>
+      </w:r>
+    </w:p>
+    <w:p>
+      <w:pPr>
+        <w:pStyle w:val="ListBullet"/>
+      </w:pPr>
+      <w:r>
+        <w:rPr>
+          <w:b w:val="0"/>
+          <w:i w:val="0"/>
+        </w:rPr>
+        <w:t xml:space="preserve">Si al terminar el plan no se recupera, te podemos proponer otro puesto donde rindas mejor. Si no hay acuerdo, la relación de trabajo se termina </w:t>
+      </w:r>
+      <w:r>
+        <w:rPr>
+          <w:b/>
+          <w:i w:val="0"/>
+        </w:rPr>
+        <w:t>con la indemnización completa que marca la ley</w:t>
+      </w:r>
+      <w:r>
+        <w:rPr>
+          <w:b w:val="0"/>
+          <w:i w:val="0"/>
+        </w:rPr>
+        <w:t>.</w:t>
+      </w:r>
+    </w:p>
+    <w:p>
+      <w:pPr>
+        <w:pStyle w:val="ListBullet"/>
+      </w:pPr>
+      <w:r>
+        <w:rPr>
+          <w:b w:val="0"/>
+          <w:i w:val="0"/>
+        </w:rPr>
+        <w:t xml:space="preserve">El bajo desempeño </w:t>
+      </w:r>
+      <w:r>
+        <w:rPr>
+          <w:b/>
+          <w:i w:val="0"/>
+        </w:rPr>
+        <w:t>nunca</w:t>
+      </w:r>
+      <w:r>
+        <w:rPr>
+          <w:b w:val="0"/>
+          <w:i w:val="0"/>
+        </w:rPr>
+        <w:t xml:space="preserve"> es despido sin indemnización. Tampoco lo es un mal número cuya causa no depende de ti (una falla de planta, una lluvia, un predio sin liberar): eso lo aclara el tablero.</w:t>
+      </w:r>
+    </w:p>
+    <w:p>
+      <w:r>
+        <w:br w:type="page"/>
+      </w:r>
+    </w:p>
+    <w:p>
+      <w:pPr>
+        <w:pStyle w:val="Heading1"/>
+      </w:pPr>
+      <w:r>
+        <w:t>Parte 5 · Motivos de despido</w:t>
+      </w:r>
+    </w:p>
+    <w:p>
+      <w:r>
+        <w:rPr>
+          <w:b w:val="0"/>
+          <w:i w:val="0"/>
+        </w:rPr>
+        <w:t>Aquí nadie se entera de las reglas el día que lo despiden. Esta es la lista completa y exacta. Si algo no está aquí ni en la ley, no es motivo de despido.</w:t>
+      </w:r>
+    </w:p>
+    <w:p>
+      <w:pPr>
+        <w:pStyle w:val="Heading2"/>
+      </w:pPr>
+      <w:r>
+        <w:t>En tu puesto</w:t>
+      </w:r>
+    </w:p>
+    <w:p>
+      <w:r>
+        <w:rPr>
+          <w:b w:val="0"/>
+          <w:i w:val="0"/>
+        </w:rPr>
+        <w:t xml:space="preserve">Estas conductas, propias del puesto de </w:t>
       </w:r>
       <w:r>
         <w:rPr>
@@ -3616,10 +3917,949 @@
           <w:b w:val="0"/>
           <w:i w:val="0"/>
         </w:rPr>
-        <w:t>, lo entendí y resolví mis dudas con mi jefe directo. Sé que puedo detener el trabajo por seguridad sin consecuencias, que en esta obra nunca se añade agua al concreto y que las desviaciones sólo existen si están firmadas.</w:t>
+        <w:t>, son falta grave y causa de despido sin responsabilidad para la empresa:</w:t>
       </w:r>
     </w:p>
-    <w:p/>
+    <w:p>
+      <w:pPr>
+        <w:pStyle w:val="ListBullet"/>
+      </w:pPr>
+      <w:r>
+        <w:rPr>
+          <w:b w:val="0"/>
+          <w:i w:val="0"/>
+        </w:rPr>
+        <w:t>Operar la pavimentadora con el control 3D apagado, puenteado o sin verificarlo contra un punto de control, y seguir colando.</w:t>
+      </w:r>
+    </w:p>
+    <w:p>
+      <w:pPr>
+        <w:pStyle w:val="ListBullet"/>
+      </w:pPr>
+      <w:r>
+        <w:rPr>
+          <w:b w:val="0"/>
+          <w:i w:val="0"/>
+        </w:rPr>
+        <w:t>Acelerar la máquina por encima de la velocidad indicada para recuperar metros después de un paro, en contra de la instrucción del cabo.</w:t>
+      </w:r>
+    </w:p>
+    <w:p>
+      <w:pPr>
+        <w:pStyle w:val="ListBullet"/>
+      </w:pPr>
+      <w:r>
+        <w:rPr>
+          <w:b w:val="0"/>
+          <w:i w:val="0"/>
+        </w:rPr>
+        <w:t>Anular un paro de emergencia, una alarma o un dispositivo de seguridad de la máquina.</w:t>
+      </w:r>
+    </w:p>
+    <w:p>
+      <w:pPr>
+        <w:pStyle w:val="ListBullet"/>
+      </w:pPr>
+      <w:r>
+        <w:rPr>
+          <w:b w:val="0"/>
+          <w:i w:val="0"/>
+        </w:rPr>
+        <w:t>Ocultar una junta fría, una falta de espesor o una caída de orilla que vio, o no anotarla en la bitácora.</w:t>
+      </w:r>
+    </w:p>
+    <w:p>
+      <w:pPr>
+        <w:pStyle w:val="ListBullet"/>
+      </w:pPr>
+      <w:r>
+        <w:rPr>
+          <w:b w:val="0"/>
+          <w:i w:val="0"/>
+        </w:rPr>
+        <w:t>Operar la pavimentadora sin la certificación vigente exigida para ese equipo, o prestarle los mandos a alguien que no la tiene.</w:t>
+      </w:r>
+    </w:p>
+    <w:p>
+      <w:pPr>
+        <w:pStyle w:val="Heading2"/>
+      </w:pPr>
+      <w:r>
+        <w:t>En toda la obra</w:t>
+      </w:r>
+    </w:p>
+    <w:p>
+      <w:r>
+        <w:rPr>
+          <w:b w:val="0"/>
+          <w:i w:val="0"/>
+        </w:rPr>
+        <w:t>Aplican a todos, del Director al ayudante:</w:t>
+      </w:r>
+    </w:p>
+    <w:p>
+      <w:pPr>
+        <w:pStyle w:val="ListBullet"/>
+      </w:pPr>
+      <w:r>
+        <w:rPr>
+          <w:b/>
+          <w:i w:val="0"/>
+        </w:rPr>
+        <w:t>Añadir agua al concreto</w:t>
+      </w:r>
+      <w:r>
+        <w:rPr>
+          <w:b w:val="0"/>
+          <w:i w:val="0"/>
+        </w:rPr>
+        <w:t xml:space="preserve"> en el frente, o pedir, permitir o esconder que otro lo haga.</w:t>
+      </w:r>
+    </w:p>
+    <w:p>
+      <w:pPr>
+        <w:pStyle w:val="ListBullet"/>
+      </w:pPr>
+      <w:r>
+        <w:rPr>
+          <w:b/>
+          <w:i w:val="0"/>
+        </w:rPr>
+        <w:t>Falsear un registro:</w:t>
+      </w:r>
+      <w:r>
+        <w:rPr>
+          <w:b w:val="0"/>
+          <w:i w:val="0"/>
+        </w:rPr>
+        <w:t xml:space="preserve"> anotar un dato que no se midió, cambiar uno ya anotado, firmar algo que no se revisó o borrar información del tablero, de la planta o del laboratorio.</w:t>
+      </w:r>
+    </w:p>
+    <w:p>
+      <w:pPr>
+        <w:pStyle w:val="ListBullet"/>
+      </w:pPr>
+      <w:r>
+        <w:rPr>
+          <w:b/>
+          <w:i w:val="0"/>
+        </w:rPr>
+        <w:t>Tomar represalias</w:t>
+      </w:r>
+      <w:r>
+        <w:rPr>
+          <w:b w:val="0"/>
+          <w:i w:val="0"/>
+        </w:rPr>
+        <w:t xml:space="preserve"> —amenazar, castigar, cambiar de turno o presionar— contra alguien que detuvo el trabajo por seguridad o por calidad, o que reportó un error o un casi-accidente.</w:t>
+      </w:r>
+    </w:p>
+    <w:p>
+      <w:pPr>
+        <w:pStyle w:val="ListBullet"/>
+      </w:pPr>
+      <w:r>
+        <w:rPr>
+          <w:b/>
+          <w:i w:val="0"/>
+        </w:rPr>
+        <w:t>Desactivar, quitar o puentear un dispositivo de seguridad</w:t>
+      </w:r>
+      <w:r>
+        <w:rPr>
+          <w:b w:val="0"/>
+          <w:i w:val="0"/>
+        </w:rPr>
+        <w:t>: alarmas de reversa, paros de emergencia, guardas, torretas, sensores o conos del plan de tránsito.</w:t>
+      </w:r>
+    </w:p>
+    <w:p>
+      <w:pPr>
+        <w:pStyle w:val="ListBullet"/>
+      </w:pPr>
+      <w:r>
+        <w:rPr>
+          <w:b/>
+          <w:i w:val="0"/>
+        </w:rPr>
+        <w:t>Ocultar un accidente</w:t>
+      </w:r>
+      <w:r>
+        <w:rPr>
+          <w:b w:val="0"/>
+          <w:i w:val="0"/>
+        </w:rPr>
+        <w:t>, una lesión o un daño a terceros, o pedirle a alguien que no lo reporte.</w:t>
+      </w:r>
+    </w:p>
+    <w:p>
+      <w:pPr>
+        <w:pStyle w:val="ListBullet"/>
+      </w:pPr>
+      <w:r>
+        <w:rPr>
+          <w:b/>
+          <w:i w:val="0"/>
+        </w:rPr>
+        <w:t>Operar una máquina o manejar un vehículo</w:t>
+      </w:r>
+      <w:r>
+        <w:rPr>
+          <w:b w:val="0"/>
+          <w:i w:val="0"/>
+        </w:rPr>
+        <w:t xml:space="preserve"> sin la autorización o la licencia que pide este documento, o prestarle tu máquina a quien no la tiene.</w:t>
+      </w:r>
+    </w:p>
+    <w:p>
+      <w:pPr>
+        <w:pStyle w:val="ListBullet"/>
+      </w:pPr>
+      <w:r>
+        <w:rPr>
+          <w:b/>
+          <w:i w:val="0"/>
+        </w:rPr>
+        <w:t>Seguir colando o trabajando después de que Calidad o Seguridad detuvo</w:t>
+      </w:r>
+      <w:r>
+        <w:rPr>
+          <w:b w:val="0"/>
+          <w:i w:val="0"/>
+        </w:rPr>
+        <w:t>, o reanudar sin la autorización escrita del Director de Proyecto.</w:t>
+      </w:r>
+    </w:p>
+    <w:p>
+      <w:pPr>
+        <w:pStyle w:val="ListBullet"/>
+      </w:pPr>
+      <w:r>
+        <w:rPr>
+          <w:b/>
+          <w:i w:val="0"/>
+        </w:rPr>
+        <w:t>Aceptar o pedir dinero, regalos o favores</w:t>
+      </w:r>
+      <w:r>
+        <w:rPr>
+          <w:b w:val="0"/>
+          <w:i w:val="0"/>
+        </w:rPr>
+        <w:t xml:space="preserve"> de proveedores, transportistas, subcontratistas o vecinos a cambio de algo de la obra.</w:t>
+      </w:r>
+    </w:p>
+    <w:p>
+      <w:pPr>
+        <w:pStyle w:val="Heading2"/>
+      </w:pPr>
+      <w:r>
+        <w:t>Los que marca la ley</w:t>
+      </w:r>
+    </w:p>
+    <w:p>
+      <w:r>
+        <w:rPr>
+          <w:b w:val="0"/>
+          <w:i w:val="0"/>
+        </w:rPr>
+        <w:t>Las causas del artículo 47 de la Ley Federal del Trabajo, dichas en palabras simples:</w:t>
+      </w:r>
+    </w:p>
+    <w:p>
+      <w:pPr>
+        <w:pStyle w:val="ListBullet"/>
+      </w:pPr>
+      <w:r>
+        <w:rPr>
+          <w:b w:val="0"/>
+          <w:i w:val="0"/>
+        </w:rPr>
+        <w:t>Engañar a la empresa al contratarte con documentos, referencias o capacidades falsas (se puede aplicar dentro de los primeros 30 días).</w:t>
+      </w:r>
+    </w:p>
+    <w:p>
+      <w:pPr>
+        <w:pStyle w:val="ListBullet"/>
+      </w:pPr>
+      <w:r>
+        <w:rPr>
+          <w:b w:val="0"/>
+          <w:i w:val="0"/>
+        </w:rPr>
+        <w:t>Faltas de honradez, violencia, amenazas, insultos o malos tratos contra la empresa, sus directivos, sus familias o tus compañeros.</w:t>
+      </w:r>
+    </w:p>
+    <w:p>
+      <w:pPr>
+        <w:pStyle w:val="ListBullet"/>
+      </w:pPr>
+      <w:r>
+        <w:rPr>
+          <w:b w:val="0"/>
+          <w:i w:val="0"/>
+        </w:rPr>
+        <w:t>Dañar a propósito máquinas, herramientas, materiales u obra; o dañarlos gravemente por un descuido tan grande que sea la única causa.</w:t>
+      </w:r>
+    </w:p>
+    <w:p>
+      <w:pPr>
+        <w:pStyle w:val="ListBullet"/>
+      </w:pPr>
+      <w:r>
+        <w:rPr>
+          <w:b w:val="0"/>
+          <w:i w:val="0"/>
+        </w:rPr>
+        <w:t>Poner en peligro, por imprudencia o descuido que no tiene disculpa, la seguridad de la obra o de las personas que están en ella.</w:t>
+      </w:r>
+    </w:p>
+    <w:p>
+      <w:pPr>
+        <w:pStyle w:val="ListBullet"/>
+      </w:pPr>
+      <w:r>
+        <w:rPr>
+          <w:b w:val="0"/>
+          <w:i w:val="0"/>
+        </w:rPr>
+        <w:t>Actos inmorales, hostigamiento o acoso sexual contra cualquier persona en el trabajo.</w:t>
+      </w:r>
+    </w:p>
+    <w:p>
+      <w:pPr>
+        <w:pStyle w:val="ListBullet"/>
+      </w:pPr>
+      <w:r>
+        <w:rPr>
+          <w:b w:val="0"/>
+          <w:i w:val="0"/>
+        </w:rPr>
+        <w:t>Revelar información reservada de la empresa que perjudique a la empresa.</w:t>
+      </w:r>
+    </w:p>
+    <w:p>
+      <w:pPr>
+        <w:pStyle w:val="ListBullet"/>
+      </w:pPr>
+      <w:r>
+        <w:rPr>
+          <w:b w:val="0"/>
+          <w:i w:val="0"/>
+        </w:rPr>
+        <w:t>Más de tres faltas de asistencia en 30 días sin permiso ni causa justificada.</w:t>
+      </w:r>
+    </w:p>
+    <w:p>
+      <w:pPr>
+        <w:pStyle w:val="ListBullet"/>
+      </w:pPr>
+      <w:r>
+        <w:rPr>
+          <w:b w:val="0"/>
+          <w:i w:val="0"/>
+        </w:rPr>
+        <w:t>Desobedecer, sin causa justificada, a la empresa o a tu jefe en el trabajo para el que te contrataron.</w:t>
+      </w:r>
+    </w:p>
+    <w:p>
+      <w:pPr>
+        <w:pStyle w:val="ListBullet"/>
+      </w:pPr>
+      <w:r>
+        <w:rPr>
+          <w:b w:val="0"/>
+          <w:i w:val="0"/>
+        </w:rPr>
+        <w:t>Negarte a usar el equipo de protección o a seguir los procedimientos para evitar accidentes y enfermedades.</w:t>
+      </w:r>
+    </w:p>
+    <w:p>
+      <w:pPr>
+        <w:pStyle w:val="ListBullet"/>
+      </w:pPr>
+      <w:r>
+        <w:rPr>
+          <w:b w:val="0"/>
+          <w:i w:val="0"/>
+        </w:rPr>
+        <w:t>Llegar o trabajar en estado de ebriedad o bajo el efecto de drogas (salvo medicamento con receta, avisando antes de empezar el turno).</w:t>
+      </w:r>
+    </w:p>
+    <w:p>
+      <w:pPr>
+        <w:pStyle w:val="ListBullet"/>
+      </w:pPr>
+      <w:r>
+        <w:rPr>
+          <w:b w:val="0"/>
+          <w:i w:val="0"/>
+        </w:rPr>
+        <w:t>Una sentencia de prisión que te impida trabajar, o dejar de tener, por tu causa, un documento que la ley exige para tu puesto (por ejemplo, la licencia federal).</w:t>
+      </w:r>
+    </w:p>
+    <w:p>
+      <w:pPr>
+        <w:pStyle w:val="ListBullet"/>
+      </w:pPr>
+      <w:r>
+        <w:rPr>
+          <w:b w:val="0"/>
+          <w:i w:val="0"/>
+        </w:rPr>
+        <w:t>Otras faltas de la misma gravedad que las anteriores.</w:t>
+      </w:r>
+    </w:p>
+    <w:p>
+      <w:pPr>
+        <w:pStyle w:val="Heading2"/>
+      </w:pPr>
+      <w:r>
+        <w:t>Lo que nunca es motivo de despido</w:t>
+      </w:r>
+    </w:p>
+    <w:p>
+      <w:pPr>
+        <w:pStyle w:val="ListBullet"/>
+      </w:pPr>
+      <w:r>
+        <w:rPr>
+          <w:b w:val="0"/>
+          <w:i w:val="0"/>
+        </w:rPr>
+        <w:t>Detener el trabajo por seguridad, aunque al final no hubiera peligro.</w:t>
+      </w:r>
+    </w:p>
+    <w:p>
+      <w:pPr>
+        <w:pStyle w:val="ListBullet"/>
+      </w:pPr>
+      <w:r>
+        <w:rPr>
+          <w:b w:val="0"/>
+          <w:i w:val="0"/>
+        </w:rPr>
+        <w:t>Detener o rechazar por calidad cuando te toca hacerlo, aunque cueste metros.</w:t>
+      </w:r>
+    </w:p>
+    <w:p>
+      <w:pPr>
+        <w:pStyle w:val="ListBullet"/>
+      </w:pPr>
+      <w:r>
+        <w:rPr>
+          <w:b w:val="0"/>
+          <w:i w:val="0"/>
+        </w:rPr>
+        <w:t>Reportar un error propio, un casi-accidente o una mala noticia. Al que avisa a tiempo se le agradece.</w:t>
+      </w:r>
+    </w:p>
+    <w:p>
+      <w:pPr>
+        <w:pStyle w:val="ListBullet"/>
+      </w:pPr>
+      <w:r>
+        <w:rPr>
+          <w:b w:val="0"/>
+          <w:i w:val="0"/>
+        </w:rPr>
+        <w:t>Negarte a añadir agua al concreto, a firmar algo que no revisaste o a trabajar sin tu equipo de protección, aunque te lo pida un jefe.</w:t>
+      </w:r>
+    </w:p>
+    <w:p>
+      <w:pPr>
+        <w:pStyle w:val="ListBullet"/>
+      </w:pPr>
+      <w:r>
+        <w:rPr>
+          <w:b w:val="0"/>
+          <w:i w:val="0"/>
+        </w:rPr>
+        <w:t>Una lesión o una enfermedad, ni tu embarazo, tu edad, tu origen, tu religión, tus opiniones o tu vida fuera de la obra.</w:t>
+      </w:r>
+    </w:p>
+    <w:p>
+      <w:pPr>
+        <w:pStyle w:val="Heading2"/>
+      </w:pPr>
+      <w:r>
+        <w:t>Cómo se hace, si llega a pasar</w:t>
+      </w:r>
+    </w:p>
+    <w:p>
+      <w:pPr>
+        <w:pStyle w:val="ListBullet"/>
+      </w:pPr>
+      <w:r>
+        <w:rPr>
+          <w:b w:val="0"/>
+          <w:i w:val="0"/>
+        </w:rPr>
+        <w:t>Toda falta grave se documenta el mismo día: qué pasó, cuándo, quién lo vio y qué evidencia hay (tablero, registro, foto).</w:t>
+      </w:r>
+    </w:p>
+    <w:p>
+      <w:pPr>
+        <w:pStyle w:val="ListBullet"/>
+      </w:pPr>
+      <w:r>
+        <w:rPr>
+          <w:b w:val="0"/>
+          <w:i w:val="0"/>
+        </w:rPr>
+        <w:t xml:space="preserve">Antes de decidir, </w:t>
+      </w:r>
+      <w:r>
+        <w:rPr>
+          <w:b/>
+          <w:i w:val="0"/>
+        </w:rPr>
+        <w:t>se te escucha</w:t>
+      </w:r>
+      <w:r>
+        <w:rPr>
+          <w:b w:val="0"/>
+          <w:i w:val="0"/>
+        </w:rPr>
+        <w:t>: puedes dar tu versión y traer a quien quieras como testigo.</w:t>
+      </w:r>
+    </w:p>
+    <w:p>
+      <w:pPr>
+        <w:pStyle w:val="ListBullet"/>
+      </w:pPr>
+      <w:r>
+        <w:rPr>
+          <w:b w:val="0"/>
+          <w:i w:val="0"/>
+        </w:rPr>
+        <w:t>Lo decide Recursos Humanos con tu jefe directo y el jefe de tu jefe; nunca una sola persona, y nunca en caliente.</w:t>
+      </w:r>
+    </w:p>
+    <w:p>
+      <w:pPr>
+        <w:pStyle w:val="ListBullet"/>
+      </w:pPr>
+      <w:r>
+        <w:rPr>
+          <w:b w:val="0"/>
+          <w:i w:val="0"/>
+        </w:rPr>
+        <w:t xml:space="preserve">Si hay despido, recibes un </w:t>
+      </w:r>
+      <w:r>
+        <w:rPr>
+          <w:b/>
+          <w:i w:val="0"/>
+        </w:rPr>
+        <w:t>aviso por escrito</w:t>
+      </w:r>
+      <w:r>
+        <w:rPr>
+          <w:b w:val="0"/>
+          <w:i w:val="0"/>
+        </w:rPr>
+        <w:t xml:space="preserve"> con la causa exacta y la fecha, como lo pide la ley, y se te paga lo que se te debe: días trabajados, parte proporcional de aguinaldo, vacaciones, prima vacacional y tu fondo de ahorro.</w:t>
+      </w:r>
+    </w:p>
+    <w:p>
+      <w:r>
+        <w:br w:type="page"/>
+      </w:r>
+    </w:p>
+    <w:p>
+      <w:pPr>
+        <w:pStyle w:val="Heading1"/>
+      </w:pPr>
+      <w:r>
+        <w:t>Parte 6 · Lo que te prometemos y lo que te pedimos</w:t>
+      </w:r>
+    </w:p>
+    <w:p>
+      <w:pPr>
+        <w:pStyle w:val="Heading2"/>
+      </w:pPr>
+      <w:r>
+        <w:t>Lo que te prometemos</w:t>
+      </w:r>
+    </w:p>
+    <w:p>
+      <w:pPr>
+        <w:pStyle w:val="ListBullet"/>
+      </w:pPr>
+      <w:r>
+        <w:rPr>
+          <w:b w:val="0"/>
+          <w:i w:val="0"/>
+        </w:rPr>
+        <w:t>Tu pago, siempre el mismo día, con un recibo claro. Tu variable del mes se ve al día en el tablero: sabes cuánto llevas ganado.</w:t>
+      </w:r>
+    </w:p>
+    <w:p>
+      <w:pPr>
+        <w:pStyle w:val="ListBullet"/>
+      </w:pPr>
+      <w:r>
+        <w:rPr>
+          <w:b w:val="0"/>
+          <w:i w:val="0"/>
+        </w:rPr>
+        <w:t>Turnos publicados con dos semanas de anticipación. Ciclos de 12 días de trabajo y 4 de descanso, con transporte pagado a casa. Nunca se dobla turno; la noche lleva 20 % de prima.</w:t>
+      </w:r>
+    </w:p>
+    <w:p>
+      <w:pPr>
+        <w:pStyle w:val="ListBullet"/>
+      </w:pPr>
+      <w:r>
+        <w:rPr>
+          <w:b w:val="0"/>
+          <w:i w:val="0"/>
+        </w:rPr>
+        <w:t>Campamento digno: habitaciones de máximo dos personas, aire acondicionado, internet y lavandería. Tres comidas calientes al día, incluida la de medianoche. Sombra e hidratación en el frente.</w:t>
+      </w:r>
+    </w:p>
+    <w:p>
+      <w:pPr>
+        <w:pStyle w:val="ListBullet"/>
+      </w:pPr>
+      <w:r>
+        <w:rPr>
+          <w:b w:val="0"/>
+          <w:i w:val="0"/>
+        </w:rPr>
+        <w:t>IMSS completo desde el primer día y seguro de gastos médicos mayores para todos. Chequeo médico al entrar y cada seis meses.</w:t>
+      </w:r>
+    </w:p>
+    <w:p>
+      <w:pPr>
+        <w:pStyle w:val="ListBullet"/>
+      </w:pPr>
+      <w:r>
+        <w:rPr>
+          <w:b w:val="0"/>
+          <w:i w:val="0"/>
+        </w:rPr>
+        <w:t>Capacitación pagada y certificaciones que te llevas puestas. Una escalera de crecimiento escrita, con sus requisitos. Si enseñas, cobras un bono por enseñar.</w:t>
+      </w:r>
+    </w:p>
+    <w:p>
+      <w:pPr>
+        <w:pStyle w:val="ListBullet"/>
+      </w:pPr>
+      <w:r>
+        <w:rPr>
+          <w:b w:val="0"/>
+          <w:i w:val="0"/>
+        </w:rPr>
+        <w:t>Fondo de ahorro con aportación igual de la empresa y reparto de utilidades de ley.</w:t>
+      </w:r>
+    </w:p>
+    <w:p>
+      <w:pPr>
+        <w:pStyle w:val="ListBullet"/>
+      </w:pPr>
+      <w:r>
+        <w:rPr>
+          <w:b w:val="0"/>
+          <w:i w:val="0"/>
+        </w:rPr>
+        <w:t>Continuidad: contratos de varios años y prioridad en el siguiente corredor. Y una placa con el nombre de tu cuadrilla en cada tramo que entreguemos.</w:t>
+      </w:r>
+    </w:p>
+    <w:p>
+      <w:pPr>
+        <w:pStyle w:val="Heading2"/>
+      </w:pPr>
+      <w:r>
+        <w:t>Lo que te pedimos</w:t>
+      </w:r>
+    </w:p>
+    <w:p>
+      <w:pPr>
+        <w:pStyle w:val="ListBullet"/>
+      </w:pPr>
+      <w:r>
+        <w:rPr>
+          <w:b w:val="0"/>
+          <w:i w:val="0"/>
+        </w:rPr>
+        <w:t>Llegar a tiempo y en condiciones: descansado, sin alcohol ni sustancias. Un frente nocturno no perdona el cansancio.</w:t>
+      </w:r>
+    </w:p>
+    <w:p>
+      <w:pPr>
+        <w:pStyle w:val="ListBullet"/>
+      </w:pPr>
+      <w:r>
+        <w:rPr>
+          <w:b w:val="0"/>
+          <w:i w:val="0"/>
+        </w:rPr>
+        <w:t>Decir la verdad en el tablero y en la junta, sobre todo cuando la noticia es mala. Un problema dicho a tiempo cuesta minutos; escondido, cuesta semanas.</w:t>
+      </w:r>
+    </w:p>
+    <w:p>
+      <w:pPr>
+        <w:pStyle w:val="ListBullet"/>
+      </w:pPr>
+      <w:r>
+        <w:rPr>
+          <w:b w:val="0"/>
+          <w:i w:val="0"/>
+        </w:rPr>
+        <w:t>Parar cuando algo está mal. Nadie te va a reclamar por detener el trabajo por seguridad o por calidad.</w:t>
+      </w:r>
+    </w:p>
+    <w:p>
+      <w:pPr>
+        <w:pStyle w:val="ListBullet"/>
+      </w:pPr>
+      <w:r>
+        <w:rPr>
+          <w:b w:val="0"/>
+          <w:i w:val="0"/>
+        </w:rPr>
+        <w:t>Nunca añadir agua al concreto, ni permitir que otro lo haga.</w:t>
+      </w:r>
+    </w:p>
+    <w:p>
+      <w:pPr>
+        <w:pStyle w:val="ListBullet"/>
+      </w:pPr>
+      <w:r>
+        <w:rPr>
+          <w:b w:val="0"/>
+          <w:i w:val="0"/>
+        </w:rPr>
+        <w:t>Cuidar al de al lado: su seguridad, su trabajo y su aprendizaje.</w:t>
+      </w:r>
+    </w:p>
+    <w:p>
+      <w:pPr>
+        <w:pStyle w:val="ListBullet"/>
+      </w:pPr>
+      <w:r>
+        <w:rPr>
+          <w:b w:val="0"/>
+          <w:i w:val="0"/>
+        </w:rPr>
+        <w:t>Aprender, y cuando ya sepas, enseñar.</w:t>
+      </w:r>
+    </w:p>
+    <w:p>
+      <w:r>
+        <w:br w:type="page"/>
+      </w:r>
+    </w:p>
+    <w:p>
+      <w:pPr>
+        <w:pStyle w:val="Heading1"/>
+      </w:pPr>
+      <w:r>
+        <w:t>Aceptación y firma</w:t>
+      </w:r>
+    </w:p>
+    <w:p>
+      <w:r>
+        <w:rPr>
+          <w:b w:val="0"/>
+          <w:i w:val="0"/>
+        </w:rPr>
+        <w:t xml:space="preserve">Recibí, leí completo y entendí este documento del puesto </w:t>
+      </w:r>
+      <w:r>
+        <w:rPr>
+          <w:b/>
+          <w:i w:val="0"/>
+        </w:rPr>
+        <w:t>Operador de pavimentadora</w:t>
+      </w:r>
+      <w:r>
+        <w:rPr>
+          <w:b w:val="0"/>
+          <w:i w:val="0"/>
+        </w:rPr>
+        <w:t>, y resolví mis dudas con mi jefe directo. Acepto:</w:t>
+      </w:r>
+    </w:p>
+    <w:p>
+      <w:pPr>
+        <w:pStyle w:val="ListBullet"/>
+      </w:pPr>
+      <w:r>
+        <w:rPr>
+          <w:b w:val="0"/>
+          <w:i w:val="0"/>
+        </w:rPr>
+        <w:t xml:space="preserve">El puesto de </w:t>
+      </w:r>
+      <w:r>
+        <w:rPr>
+          <w:b/>
+          <w:i w:val="0"/>
+        </w:rPr>
+        <w:t>Operador de pavimentadora</w:t>
+      </w:r>
+      <w:r>
+        <w:rPr>
+          <w:b w:val="0"/>
+          <w:i w:val="0"/>
+        </w:rPr>
+        <w:t xml:space="preserve">, que reporta a </w:t>
+      </w:r>
+      <w:r>
+        <w:rPr>
+          <w:b/>
+          <w:i w:val="0"/>
+        </w:rPr>
+        <w:t>Cabo de colado</w:t>
+      </w:r>
+      <w:r>
+        <w:rPr>
+          <w:b w:val="0"/>
+          <w:i w:val="0"/>
+        </w:rPr>
+        <w:t>, en el turno noche.</w:t>
+      </w:r>
+    </w:p>
+    <w:p>
+      <w:pPr>
+        <w:pStyle w:val="ListBullet"/>
+      </w:pPr>
+      <w:r>
+        <w:rPr>
+          <w:b w:val="0"/>
+          <w:i w:val="0"/>
+        </w:rPr>
+        <w:t xml:space="preserve">Un sueldo mensual bruto de </w:t>
+      </w:r>
+      <w:r>
+        <w:rPr>
+          <w:rStyle w:val="M_base"/>
+          <w:b/>
+          <w:i w:val="0"/>
+        </w:rPr>
+        <w:t>$45,000</w:t>
+      </w:r>
+      <w:r>
+        <w:rPr>
+          <w:b w:val="0"/>
+          <w:i w:val="0"/>
+        </w:rPr>
+        <w:t xml:space="preserve">, más prestaciones de ley, y un variable meta de </w:t>
+      </w:r>
+      <w:r>
+        <w:rPr>
+          <w:rStyle w:val="M_varp"/>
+          <w:b/>
+          <w:i w:val="0"/>
+        </w:rPr>
+        <w:t>20</w:t>
+      </w:r>
+      <w:r>
+        <w:rPr>
+          <w:b/>
+          <w:i w:val="0"/>
+        </w:rPr>
+        <w:t xml:space="preserve"> %</w:t>
+      </w:r>
+      <w:r>
+        <w:rPr>
+          <w:b w:val="0"/>
+          <w:i w:val="0"/>
+        </w:rPr>
+        <w:t xml:space="preserve"> (</w:t>
+      </w:r>
+      <w:r>
+        <w:rPr>
+          <w:rStyle w:val="M_var"/>
+          <w:b w:val="0"/>
+          <w:i w:val="0"/>
+        </w:rPr>
+        <w:t>$9,000</w:t>
+      </w:r>
+      <w:r>
+        <w:rPr>
+          <w:b w:val="0"/>
+          <w:i w:val="0"/>
+        </w:rPr>
+        <w:t xml:space="preserve"> al mes), pagado como dice la parte 4.</w:t>
+      </w:r>
+    </w:p>
+    <w:p>
+      <w:pPr>
+        <w:pStyle w:val="ListBullet"/>
+      </w:pPr>
+      <w:r>
+        <w:rPr>
+          <w:b w:val="0"/>
+          <w:i w:val="0"/>
+        </w:rPr>
+        <w:t xml:space="preserve">Que mi KPI principal es </w:t>
+      </w:r>
+      <w:r>
+        <w:rPr>
+          <w:b/>
+          <w:i w:val="0"/>
+        </w:rPr>
+        <w:t>IRI del tramo que coló</w:t>
+      </w:r>
+      <w:r>
+        <w:rPr>
+          <w:b w:val="0"/>
+          <w:i w:val="0"/>
+        </w:rPr>
+        <w:t>, con meta de 1.0 m/km o menos, promedio de cada tramo medido, y que se me mide como dice la parte 4.</w:t>
+      </w:r>
+    </w:p>
+    <w:p>
+      <w:pPr>
+        <w:pStyle w:val="ListBullet"/>
+      </w:pPr>
+      <w:r>
+        <w:rPr>
+          <w:b w:val="0"/>
+          <w:i w:val="0"/>
+        </w:rPr>
+        <w:t>La capacitación de la parte 3 y las preguntas de comprobación al terminarla.</w:t>
+      </w:r>
+    </w:p>
+    <w:p>
+      <w:pPr>
+        <w:pStyle w:val="ListBullet"/>
+      </w:pPr>
+      <w:r>
+        <w:rPr>
+          <w:b w:val="0"/>
+          <w:i w:val="0"/>
+        </w:rPr>
+        <w:t>Los motivos de despido de la parte 5, que conozco uno por uno.</w:t>
+      </w:r>
+    </w:p>
+    <w:p>
+      <w:pPr>
+        <w:pStyle w:val="ListBullet"/>
+      </w:pPr>
+      <w:r>
+        <w:rPr>
+          <w:b w:val="0"/>
+          <w:i w:val="0"/>
+        </w:rPr>
+        <w:t>Que puedo detener el trabajo por seguridad sin consecuencias, que en esta obra nunca se añade agua al concreto y que una desviación sólo existe si está firmada.</w:t>
+      </w:r>
+    </w:p>
+    <w:p>
+      <w:r>
+        <w:rPr>
+          <w:b w:val="0"/>
+          <w:i w:val="0"/>
+          <w:color w:val="555F78"/>
+          <w:sz w:val="19"/>
+        </w:rPr>
+        <w:t>Este documento es anexo de mi contrato individual de trabajo y forma parte de él; no lo sustituye. Si algo de aquí contradijera al contrato o a la ley, vale lo que más me favorezca.</w:t>
+      </w:r>
+    </w:p>
     <w:p/>
     <w:tbl>
       <w:tblPr>
@@ -3629,14 +4869,15 @@
         <w:tblLook w:firstColumn="1" w:firstRow="1" w:lastColumn="0" w:lastRow="0" w:noHBand="0" w:noVBand="1" w:val="04A0"/>
       </w:tblPr>
       <w:tblGrid>
-        <w:gridCol w:w="3249"/>
-        <w:gridCol w:w="3249"/>
-        <w:gridCol w:w="3249"/>
+        <w:gridCol w:w="2436"/>
+        <w:gridCol w:w="2436"/>
+        <w:gridCol w:w="2436"/>
+        <w:gridCol w:w="2436"/>
       </w:tblGrid>
       <w:tr>
         <w:tc>
           <w:tcPr>
-            <w:tcW w:type="dxa" w:w="1701"/>
+            <w:tcW w:type="dxa" w:w="2154"/>
             <w:shd w:val="clear" w:color="auto" w:fill="001240"/>
           </w:tcPr>
           <w:p>
@@ -3652,7 +4893,7 @@
         </w:tc>
         <w:tc>
           <w:tcPr>
-            <w:tcW w:type="dxa" w:w="3969"/>
+            <w:tcW w:type="dxa" w:w="2494"/>
             <w:shd w:val="clear" w:color="auto" w:fill="001240"/>
           </w:tcPr>
           <w:p>
@@ -3669,7 +4910,7 @@
         </w:tc>
         <w:tc>
           <w:tcPr>
-            <w:tcW w:type="dxa" w:w="3969"/>
+            <w:tcW w:type="dxa" w:w="2494"/>
             <w:shd w:val="clear" w:color="auto" w:fill="001240"/>
           </w:tcPr>
           <w:p>
@@ -3680,7 +4921,24 @@
                 <w:color w:val="FFFFFF"/>
                 <w:sz w:val="19"/>
               </w:rPr>
-              <w:t>Jefe directo (Cabo de colado)</w:t>
+              <w:t>Jefe directo</w:t>
+            </w:r>
+          </w:p>
+        </w:tc>
+        <w:tc>
+          <w:tcPr>
+            <w:tcW w:type="dxa" w:w="2494"/>
+            <w:shd w:val="clear" w:color="auto" w:fill="001240"/>
+          </w:tcPr>
+          <w:p>
+            <w:r/>
+            <w:r>
+              <w:rPr>
+                <w:b/>
+                <w:color w:val="FFFFFF"/>
+                <w:sz w:val="19"/>
+              </w:rPr>
+              <w:t>Por la empresa</w:t>
             </w:r>
           </w:p>
         </w:tc>
@@ -3688,22 +4946,164 @@
       <w:tr>
         <w:tc>
           <w:tcPr>
-            <w:tcW w:type="dxa" w:w="1701"/>
+            <w:tcW w:type="dxa" w:w="2154"/>
           </w:tcPr>
           <w:p>
             <w:r/>
             <w:r>
               <w:rPr>
                 <w:b w:val="0"/>
+                <w:i w:val="0"/>
                 <w:sz w:val="19"/>
               </w:rPr>
-              <w:t>Nombre</w:t>
+              <w:t>Nombre completo, escrito a mano</w:t>
             </w:r>
           </w:p>
         </w:tc>
         <w:tc>
           <w:tcPr>
-            <w:tcW w:type="dxa" w:w="3969"/>
+            <w:tcW w:type="dxa" w:w="2494"/>
+          </w:tcPr>
+          <w:p>
+            <w:r/>
+            <w:r>
+              <w:rPr>
+                <w:b w:val="0"/>
+                <w:i w:val="0"/>
+                <w:sz w:val="19"/>
+              </w:rPr>
+              <w:br/>
+              <w:br/>
+            </w:r>
+          </w:p>
+        </w:tc>
+        <w:tc>
+          <w:tcPr>
+            <w:tcW w:type="dxa" w:w="2494"/>
+          </w:tcPr>
+          <w:p>
+            <w:r/>
+            <w:r>
+              <w:rPr>
+                <w:b w:val="0"/>
+                <w:i w:val="0"/>
+                <w:sz w:val="19"/>
+              </w:rPr>
+              <w:br/>
+              <w:br/>
+            </w:r>
+          </w:p>
+        </w:tc>
+        <w:tc>
+          <w:tcPr>
+            <w:tcW w:type="dxa" w:w="2494"/>
+          </w:tcPr>
+          <w:p>
+            <w:r/>
+            <w:r>
+              <w:rPr>
+                <w:b w:val="0"/>
+                <w:i w:val="0"/>
+                <w:sz w:val="19"/>
+              </w:rPr>
+              <w:br/>
+              <w:br/>
+            </w:r>
+          </w:p>
+        </w:tc>
+      </w:tr>
+      <w:tr>
+        <w:tc>
+          <w:tcPr>
+            <w:tcW w:type="dxa" w:w="2154"/>
+          </w:tcPr>
+          <w:p>
+            <w:r/>
+            <w:r>
+              <w:rPr>
+                <w:b w:val="0"/>
+                <w:i w:val="0"/>
+                <w:sz w:val="19"/>
+              </w:rPr>
+              <w:t>Firma de aceptado</w:t>
+            </w:r>
+          </w:p>
+        </w:tc>
+        <w:tc>
+          <w:tcPr>
+            <w:tcW w:type="dxa" w:w="2494"/>
+          </w:tcPr>
+          <w:p>
+            <w:r/>
+            <w:r>
+              <w:rPr>
+                <w:b w:val="0"/>
+                <w:i w:val="0"/>
+                <w:sz w:val="19"/>
+              </w:rPr>
+              <w:br/>
+              <w:br/>
+              <w:br/>
+            </w:r>
+          </w:p>
+        </w:tc>
+        <w:tc>
+          <w:tcPr>
+            <w:tcW w:type="dxa" w:w="2494"/>
+          </w:tcPr>
+          <w:p>
+            <w:r/>
+            <w:r>
+              <w:rPr>
+                <w:b w:val="0"/>
+                <w:i w:val="0"/>
+                <w:sz w:val="19"/>
+              </w:rPr>
+              <w:br/>
+              <w:br/>
+              <w:br/>
+            </w:r>
+          </w:p>
+        </w:tc>
+        <w:tc>
+          <w:tcPr>
+            <w:tcW w:type="dxa" w:w="2494"/>
+          </w:tcPr>
+          <w:p>
+            <w:r/>
+            <w:r>
+              <w:rPr>
+                <w:b w:val="0"/>
+                <w:i w:val="0"/>
+                <w:sz w:val="19"/>
+              </w:rPr>
+              <w:br/>
+              <w:br/>
+              <w:br/>
+            </w:r>
+          </w:p>
+        </w:tc>
+      </w:tr>
+      <w:tr>
+        <w:tc>
+          <w:tcPr>
+            <w:tcW w:type="dxa" w:w="2154"/>
+          </w:tcPr>
+          <w:p>
+            <w:r/>
+            <w:r>
+              <w:rPr>
+                <w:b w:val="0"/>
+                <w:i w:val="0"/>
+                <w:sz w:val="19"/>
+              </w:rPr>
+              <w:t>Fecha</w:t>
+            </w:r>
+          </w:p>
+        </w:tc>
+        <w:tc>
+          <w:tcPr>
+            <w:tcW w:type="dxa" w:w="2494"/>
           </w:tcPr>
           <w:p>
             <w:r/>
@@ -3711,7 +5111,15 @@
         </w:tc>
         <w:tc>
           <w:tcPr>
-            <w:tcW w:type="dxa" w:w="3969"/>
+            <w:tcW w:type="dxa" w:w="2494"/>
+          </w:tcPr>
+          <w:p>
+            <w:r/>
+          </w:p>
+        </w:tc>
+        <w:tc>
+          <w:tcPr>
+            <w:tcW w:type="dxa" w:w="2494"/>
           </w:tcPr>
           <w:p>
             <w:r/>
@@ -3721,22 +5129,23 @@
       <w:tr>
         <w:tc>
           <w:tcPr>
-            <w:tcW w:type="dxa" w:w="1701"/>
+            <w:tcW w:type="dxa" w:w="2154"/>
           </w:tcPr>
           <w:p>
             <w:r/>
             <w:r>
               <w:rPr>
                 <w:b w:val="0"/>
+                <w:i w:val="0"/>
                 <w:sz w:val="19"/>
               </w:rPr>
-              <w:t>Firma</w:t>
+              <w:t>Lugar</w:t>
             </w:r>
           </w:p>
         </w:tc>
         <w:tc>
           <w:tcPr>
-            <w:tcW w:type="dxa" w:w="3969"/>
+            <w:tcW w:type="dxa" w:w="2494"/>
           </w:tcPr>
           <w:p>
             <w:r/>
@@ -3744,32 +5153,7 @@
         </w:tc>
         <w:tc>
           <w:tcPr>
-            <w:tcW w:type="dxa" w:w="3969"/>
-          </w:tcPr>
-          <w:p>
-            <w:r/>
-          </w:p>
-        </w:tc>
-      </w:tr>
-      <w:tr>
-        <w:tc>
-          <w:tcPr>
-            <w:tcW w:type="dxa" w:w="1701"/>
-          </w:tcPr>
-          <w:p>
-            <w:r/>
-            <w:r>
-              <w:rPr>
-                <w:b w:val="0"/>
-                <w:sz w:val="19"/>
-              </w:rPr>
-              <w:t>Fecha</w:t>
-            </w:r>
-          </w:p>
-        </w:tc>
-        <w:tc>
-          <w:tcPr>
-            <w:tcW w:type="dxa" w:w="3969"/>
+            <w:tcW w:type="dxa" w:w="2494"/>
           </w:tcPr>
           <w:p>
             <w:r/>
@@ -3777,7 +5161,7 @@
         </w:tc>
         <w:tc>
           <w:tcPr>
-            <w:tcW w:type="dxa" w:w="3969"/>
+            <w:tcW w:type="dxa" w:w="2494"/>
           </w:tcPr>
           <w:p>
             <w:r/>
@@ -3786,6 +5170,55 @@
       </w:tr>
     </w:tbl>
     <w:p/>
+    <w:p>
+      <w:r>
+        <w:rPr>
+          <w:b w:val="0"/>
+          <w:i w:val="0"/>
+          <w:color w:val="555F78"/>
+          <w:sz w:val="17"/>
+        </w:rPr>
+        <w:t xml:space="preserve">Puesto: Operador de pavimentadora · Sueldo mensual bruto: </w:t>
+      </w:r>
+      <w:r>
+        <w:rPr>
+          <w:rStyle w:val="M_base"/>
+          <w:b w:val="0"/>
+          <w:i w:val="0"/>
+          <w:color w:val="555F78"/>
+          <w:sz w:val="17"/>
+        </w:rPr>
+        <w:t>$45,000</w:t>
+      </w:r>
+      <w:r>
+        <w:rPr>
+          <w:b w:val="0"/>
+          <w:i w:val="0"/>
+          <w:color w:val="555F78"/>
+          <w:sz w:val="17"/>
+        </w:rPr>
+        <w:t xml:space="preserve"> · Variable: </w:t>
+      </w:r>
+      <w:r>
+        <w:rPr>
+          <w:rStyle w:val="M_varp"/>
+          <w:b w:val="0"/>
+          <w:i w:val="0"/>
+          <w:color w:val="555F78"/>
+          <w:sz w:val="17"/>
+        </w:rPr>
+        <w:t>20</w:t>
+      </w:r>
+      <w:r>
+        <w:rPr>
+          <w:b w:val="0"/>
+          <w:i w:val="0"/>
+          <w:color w:val="555F78"/>
+          <w:sz w:val="17"/>
+        </w:rPr>
+        <w:t xml:space="preserve"> % · v2 · 2026-09-29</w:t>
+      </w:r>
+    </w:p>
     <w:sectPr>
       <w:footerReference w:type="default" r:id="rId9"/>
       <w:headerReference w:type="default" r:id="rId10"/>
@@ -3809,7 +5242,7 @@
         <w:color w:val="555F78"/>
         <w:sz w:val="16"/>
       </w:rPr>
-      <w:t xml:space="preserve">Carreteras de México · Perfil de puesto · Operador de pavimentadora · v1 · </w:t>
+      <w:t xml:space="preserve">Carreteras de México · Perfil de puesto · Operador de pavimentadora · v2 · </w:t>
     </w:r>
     <w:r>
       <w:rPr>
@@ -15893,6 +17326,21 @@
         <w:shd w:val="clear" w:color="auto" w:fill="FBCAA2" w:themeFill="accent6" w:themeFillTint="7F"/>
       </w:tcPr>
     </w:tblStylePr>
+  </w:style>
+  <w:style w:type="character" w:customStyle="1" w:styleId="M_base">
+    <w:name w:val="M_base"/>
+  </w:style>
+  <w:style w:type="character" w:customStyle="1" w:styleId="M_varp">
+    <w:name w:val="M_varp"/>
+  </w:style>
+  <w:style w:type="character" w:customStyle="1" w:styleId="M_var">
+    <w:name w:val="M_var"/>
+  </w:style>
+  <w:style w:type="character" w:customStyle="1" w:styleId="M_total">
+    <w:name w:val="M_total"/>
+  </w:style>
+  <w:style w:type="character" w:customStyle="1" w:styleId="M_anual">
+    <w:name w:val="M_anual"/>
   </w:style>
 </w:styles>
 </file>
